--- a/Unidad 5/Proyecto Unidad 5.docx
+++ b/Unidad 5/Proyecto Unidad 5.docx
@@ -990,6 +990,10 @@
     <w:sdt>
       <w:sdtPr>
         <w:rPr>
+          <w:rFonts w:ascii="Arial" w:eastAsia="Arial" w:hAnsi="Arial" w:cs="Arial"/>
+          <w:color w:val="000000"/>
+          <w:sz w:val="22"/>
+          <w:szCs w:val="22"/>
           <w:lang w:val="es-ES"/>
         </w:rPr>
         <w:id w:val="-340166850"/>
@@ -1000,12 +1004,8 @@
       </w:sdtPr>
       <w:sdtEndPr>
         <w:rPr>
-          <w:rFonts w:ascii="Arial" w:eastAsia="Arial" w:hAnsi="Arial" w:cs="Arial"/>
           <w:b/>
           <w:bCs/>
-          <w:color w:val="000000"/>
-          <w:sz w:val="22"/>
-          <w:szCs w:val="22"/>
         </w:rPr>
       </w:sdtEndPr>
       <w:sdtContent>
@@ -1837,8 +1837,6 @@
         </w:rPr>
         <w:t xml:space="preserve"> con un sensor de nivel</w:t>
       </w:r>
-      <w:bookmarkStart w:id="2" w:name="_GoBack"/>
-      <w:bookmarkEnd w:id="2"/>
       <w:r>
         <w:rPr>
           <w:sz w:val="24"/>
@@ -1849,13 +1847,7 @@
         <w:rPr>
           <w:sz w:val="24"/>
         </w:rPr>
-        <w:t xml:space="preserve"> y proporcione señales.</w:t>
-      </w:r>
-      <w:r>
-        <w:rPr>
-          <w:sz w:val="24"/>
-        </w:rPr>
-        <w:t xml:space="preserve"> </w:t>
+        <w:t xml:space="preserve"> y proporcione señales. </w:t>
       </w:r>
     </w:p>
     <w:p>
@@ -2215,7 +2207,7 @@
           <w:lang w:val="es-ES"/>
         </w:rPr>
       </w:pPr>
-      <w:bookmarkStart w:id="3" w:name="_Toc195644575"/>
+      <w:bookmarkStart w:id="2" w:name="_Toc195644575"/>
       <w:r>
         <w:rPr>
           <w:b/>
@@ -2235,7 +2227,7 @@
         </w:rPr>
         <w:t>.</w:t>
       </w:r>
-      <w:bookmarkEnd w:id="3"/>
+      <w:bookmarkEnd w:id="2"/>
     </w:p>
     <w:p>
       <w:pPr>
@@ -2255,7 +2247,7 @@
           <w:lang w:val="es-ES"/>
         </w:rPr>
       </w:pPr>
-      <w:bookmarkStart w:id="4" w:name="_Toc195644576"/>
+      <w:bookmarkStart w:id="3" w:name="_Toc195644576"/>
       <w:r>
         <w:rPr>
           <w:rFonts w:ascii="Arial" w:hAnsi="Arial" w:cs="Arial"/>
@@ -2266,7 +2258,7 @@
         </w:rPr>
         <w:t>Atributos y funciones.</w:t>
       </w:r>
-      <w:bookmarkEnd w:id="4"/>
+      <w:bookmarkEnd w:id="3"/>
     </w:p>
     <w:p>
       <w:pPr>
@@ -3039,7 +3031,7 @@
           <w:lang w:val="es-ES"/>
         </w:rPr>
       </w:pPr>
-      <w:bookmarkStart w:id="5" w:name="_Toc195644577"/>
+      <w:bookmarkStart w:id="4" w:name="_Toc195644577"/>
       <w:r>
         <w:rPr>
           <w:b/>
@@ -3050,7 +3042,7 @@
         <w:lastRenderedPageBreak/>
         <w:t>Diagrama de clase.</w:t>
       </w:r>
-      <w:bookmarkEnd w:id="5"/>
+      <w:bookmarkEnd w:id="4"/>
     </w:p>
     <w:p>
       <w:pPr>
@@ -3294,7 +3286,7 @@
           <w:lang w:val="es-ES"/>
         </w:rPr>
       </w:pPr>
-      <w:bookmarkStart w:id="6" w:name="_Toc195644578"/>
+      <w:bookmarkStart w:id="5" w:name="_Toc195644578"/>
       <w:r>
         <w:rPr>
           <w:b/>
@@ -3305,7 +3297,7 @@
         <w:lastRenderedPageBreak/>
         <w:t>Pseudocódigo.</w:t>
       </w:r>
-      <w:bookmarkEnd w:id="6"/>
+      <w:bookmarkEnd w:id="5"/>
     </w:p>
     <w:p>
       <w:pPr>
@@ -3331,10 +3323,10 @@
           <w:lang w:val="es-ES"/>
         </w:rPr>
         <w:drawing>
-          <wp:inline distT="0" distB="0" distL="0" distR="0" wp14:anchorId="18D9A575" wp14:editId="06F930D2">
-            <wp:extent cx="5612130" cy="5019040"/>
-            <wp:effectExtent l="0" t="0" r="7620" b="0"/>
-            <wp:docPr id="5" name="Imagen 5"/>
+          <wp:inline distT="0" distB="0" distL="0" distR="0" wp14:anchorId="0340163E" wp14:editId="29B231AB">
+            <wp:extent cx="5612130" cy="7537450"/>
+            <wp:effectExtent l="0" t="0" r="7620" b="6350"/>
+            <wp:docPr id="7" name="Imagen 7"/>
             <wp:cNvGraphicFramePr>
               <a:graphicFrameLocks xmlns:a="http://schemas.openxmlformats.org/drawingml/2006/main" noChangeAspect="1"/>
             </wp:cNvGraphicFramePr>
@@ -3354,7 +3346,7 @@
                   <pic:spPr>
                     <a:xfrm>
                       <a:off x="0" y="0"/>
-                      <a:ext cx="5612130" cy="5019040"/>
+                      <a:ext cx="5612130" cy="7537450"/>
                     </a:xfrm>
                     <a:prstGeom prst="rect">
                       <a:avLst/>
@@ -3366,6 +3358,8 @@
           </wp:inline>
         </w:drawing>
       </w:r>
+      <w:bookmarkStart w:id="6" w:name="_GoBack"/>
+      <w:bookmarkEnd w:id="6"/>
     </w:p>
     <w:sectPr>
       <w:pgSz w:w="12240" w:h="15840"/>
@@ -4614,7 +4608,7 @@
 </file>
 
 <file path=customXml/itemProps1.xml><?xml version="1.0" encoding="utf-8"?>
-<ds:datastoreItem xmlns:ds="http://schemas.openxmlformats.org/officeDocument/2006/customXml" ds:itemID="{6D893669-25D9-4A6D-B18F-7F77C0813E0F}">
+<ds:datastoreItem xmlns:ds="http://schemas.openxmlformats.org/officeDocument/2006/customXml" ds:itemID="{20D7154E-214F-455C-8A31-BEC2296DA16C}">
   <ds:schemaRefs>
     <ds:schemaRef ds:uri="http://schemas.openxmlformats.org/officeDocument/2006/bibliography"/>
   </ds:schemaRefs>

--- a/Unidad 5/Proyecto Unidad 5.docx
+++ b/Unidad 5/Proyecto Unidad 5.docx
@@ -965,7 +965,7 @@
           <w:sz w:val="28"/>
         </w:rPr>
       </w:pPr>
-      <w:bookmarkStart w:id="0" w:name="_Toc195644573"/>
+      <w:bookmarkStart w:id="0" w:name="_Toc197369514"/>
       <w:r>
         <w:rPr>
           <w:b/>
@@ -1027,7 +1027,9 @@
               <w:tab w:val="right" w:leader="dot" w:pos="8828"/>
             </w:tabs>
             <w:rPr>
+              <w:rFonts w:asciiTheme="minorHAnsi" w:eastAsiaTheme="minorEastAsia" w:hAnsiTheme="minorHAnsi" w:cstheme="minorBidi"/>
               <w:noProof/>
+              <w:color w:val="auto"/>
             </w:rPr>
           </w:pPr>
           <w:r>
@@ -1039,7 +1041,7 @@
           <w:r>
             <w:fldChar w:fldCharType="separate"/>
           </w:r>
-          <w:hyperlink w:anchor="_Toc195644573" w:history="1">
+          <w:hyperlink w:anchor="_Toc197369514" w:history="1">
             <w:r>
               <w:rPr>
                 <w:rStyle w:val="Hipervnculo"/>
@@ -1067,7 +1069,7 @@
                 <w:noProof/>
                 <w:webHidden/>
               </w:rPr>
-              <w:instrText xml:space="preserve"> PAGEREF _Toc195644573 \h </w:instrText>
+              <w:instrText xml:space="preserve"> PAGEREF _Toc197369514 \h </w:instrText>
             </w:r>
             <w:r>
               <w:rPr>
@@ -1105,10 +1107,12 @@
               <w:tab w:val="right" w:leader="dot" w:pos="8828"/>
             </w:tabs>
             <w:rPr>
+              <w:rFonts w:asciiTheme="minorHAnsi" w:eastAsiaTheme="minorEastAsia" w:hAnsiTheme="minorHAnsi" w:cstheme="minorBidi"/>
               <w:noProof/>
+              <w:color w:val="auto"/>
             </w:rPr>
           </w:pPr>
-          <w:hyperlink w:anchor="_Toc195644574" w:history="1">
+          <w:hyperlink w:anchor="_Toc197369515" w:history="1">
             <w:r>
               <w:rPr>
                 <w:rStyle w:val="Hipervnculo"/>
@@ -1136,7 +1140,7 @@
                 <w:noProof/>
                 <w:webHidden/>
               </w:rPr>
-              <w:instrText xml:space="preserve"> PAGEREF _Toc195644574 \h </w:instrText>
+              <w:instrText xml:space="preserve"> PAGEREF _Toc197369515 \h </w:instrText>
             </w:r>
             <w:r>
               <w:rPr>
@@ -1174,10 +1178,12 @@
               <w:tab w:val="right" w:leader="dot" w:pos="8828"/>
             </w:tabs>
             <w:rPr>
+              <w:rFonts w:asciiTheme="minorHAnsi" w:eastAsiaTheme="minorEastAsia" w:hAnsiTheme="minorHAnsi" w:cstheme="minorBidi"/>
               <w:noProof/>
+              <w:color w:val="auto"/>
             </w:rPr>
           </w:pPr>
-          <w:hyperlink w:anchor="_Toc195644575" w:history="1">
+          <w:hyperlink w:anchor="_Toc197369516" w:history="1">
             <w:r>
               <w:rPr>
                 <w:rStyle w:val="Hipervnculo"/>
@@ -1206,7 +1212,7 @@
                 <w:noProof/>
                 <w:webHidden/>
               </w:rPr>
-              <w:instrText xml:space="preserve"> PAGEREF _Toc195644575 \h </w:instrText>
+              <w:instrText xml:space="preserve"> PAGEREF _Toc197369516 \h </w:instrText>
             </w:r>
             <w:r>
               <w:rPr>
@@ -1244,10 +1250,12 @@
               <w:tab w:val="right" w:leader="dot" w:pos="8828"/>
             </w:tabs>
             <w:rPr>
+              <w:rFonts w:asciiTheme="minorHAnsi" w:eastAsiaTheme="minorEastAsia" w:hAnsiTheme="minorHAnsi" w:cstheme="minorBidi"/>
               <w:noProof/>
+              <w:color w:val="auto"/>
             </w:rPr>
           </w:pPr>
-          <w:hyperlink w:anchor="_Toc195644576" w:history="1">
+          <w:hyperlink w:anchor="_Toc197369517" w:history="1">
             <w:r>
               <w:rPr>
                 <w:rStyle w:val="Hipervnculo"/>
@@ -1275,7 +1283,7 @@
                 <w:noProof/>
                 <w:webHidden/>
               </w:rPr>
-              <w:instrText xml:space="preserve"> PAGEREF _Toc195644576 \h </w:instrText>
+              <w:instrText xml:space="preserve"> PAGEREF _Toc197369517 \h </w:instrText>
             </w:r>
             <w:r>
               <w:rPr>
@@ -1313,10 +1321,12 @@
               <w:tab w:val="right" w:leader="dot" w:pos="8828"/>
             </w:tabs>
             <w:rPr>
+              <w:rFonts w:asciiTheme="minorHAnsi" w:eastAsiaTheme="minorEastAsia" w:hAnsiTheme="minorHAnsi" w:cstheme="minorBidi"/>
               <w:noProof/>
+              <w:color w:val="auto"/>
             </w:rPr>
           </w:pPr>
-          <w:hyperlink w:anchor="_Toc195644577" w:history="1">
+          <w:hyperlink w:anchor="_Toc197369518" w:history="1">
             <w:r>
               <w:rPr>
                 <w:rStyle w:val="Hipervnculo"/>
@@ -1345,7 +1355,7 @@
                 <w:noProof/>
                 <w:webHidden/>
               </w:rPr>
-              <w:instrText xml:space="preserve"> PAGEREF _Toc195644577 \h </w:instrText>
+              <w:instrText xml:space="preserve"> PAGEREF _Toc197369518 \h </w:instrText>
             </w:r>
             <w:r>
               <w:rPr>
@@ -1383,10 +1393,12 @@
               <w:tab w:val="right" w:leader="dot" w:pos="8828"/>
             </w:tabs>
             <w:rPr>
+              <w:rFonts w:asciiTheme="minorHAnsi" w:eastAsiaTheme="minorEastAsia" w:hAnsiTheme="minorHAnsi" w:cstheme="minorBidi"/>
               <w:noProof/>
+              <w:color w:val="auto"/>
             </w:rPr>
           </w:pPr>
-          <w:hyperlink w:anchor="_Toc195644578" w:history="1">
+          <w:hyperlink w:anchor="_Toc197369519" w:history="1">
             <w:r>
               <w:rPr>
                 <w:rStyle w:val="Hipervnculo"/>
@@ -1415,7 +1427,7 @@
                 <w:noProof/>
                 <w:webHidden/>
               </w:rPr>
-              <w:instrText xml:space="preserve"> PAGEREF _Toc195644578 \h </w:instrText>
+              <w:instrText xml:space="preserve"> PAGEREF _Toc197369519 \h </w:instrText>
             </w:r>
             <w:r>
               <w:rPr>
@@ -1789,7 +1801,7 @@
           <w:sz w:val="28"/>
         </w:rPr>
       </w:pPr>
-      <w:bookmarkStart w:id="1" w:name="_Toc195644574"/>
+      <w:bookmarkStart w:id="1" w:name="_Toc197369515"/>
       <w:r>
         <w:rPr>
           <w:b/>
@@ -2207,7 +2219,7 @@
           <w:lang w:val="es-ES"/>
         </w:rPr>
       </w:pPr>
-      <w:bookmarkStart w:id="2" w:name="_Toc195644575"/>
+      <w:bookmarkStart w:id="2" w:name="_Toc197369516"/>
       <w:r>
         <w:rPr>
           <w:b/>
@@ -2247,7 +2259,7 @@
           <w:lang w:val="es-ES"/>
         </w:rPr>
       </w:pPr>
-      <w:bookmarkStart w:id="3" w:name="_Toc195644576"/>
+      <w:bookmarkStart w:id="3" w:name="_Toc197369517"/>
       <w:r>
         <w:rPr>
           <w:rFonts w:ascii="Arial" w:hAnsi="Arial" w:cs="Arial"/>
@@ -2999,24 +3011,12 @@
     </w:p>
     <w:p>
       <w:pPr>
-        <w:rPr>
-          <w:sz w:val="24"/>
-          <w:lang w:val="es-ES"/>
-        </w:rPr>
-      </w:pPr>
-    </w:p>
-    <w:p>
-      <w:pPr>
-        <w:rPr>
-          <w:sz w:val="24"/>
-          <w:lang w:val="es-ES"/>
-        </w:rPr>
-      </w:pPr>
-    </w:p>
-    <w:p>
-      <w:pPr>
-        <w:rPr>
-          <w:sz w:val="24"/>
+        <w:pStyle w:val="Ttulo1"/>
+        <w:rPr>
+          <w:rFonts w:ascii="Arial" w:eastAsia="Arial" w:hAnsi="Arial" w:cs="Arial"/>
+          <w:color w:val="000000"/>
+          <w:sz w:val="24"/>
+          <w:szCs w:val="22"/>
           <w:lang w:val="es-ES"/>
         </w:rPr>
       </w:pPr>
@@ -3031,7 +3031,9 @@
           <w:lang w:val="es-ES"/>
         </w:rPr>
       </w:pPr>
-      <w:bookmarkStart w:id="4" w:name="_Toc195644577"/>
+      <w:bookmarkStart w:id="4" w:name="_Toc197369518"/>
+      <w:bookmarkStart w:id="5" w:name="_GoBack"/>
+      <w:bookmarkEnd w:id="5"/>
       <w:r>
         <w:rPr>
           <w:b/>
@@ -3039,7 +3041,6 @@
           <w:sz w:val="28"/>
           <w:lang w:val="es-ES"/>
         </w:rPr>
-        <w:lastRenderedPageBreak/>
         <w:t>Diagrama de clase.</w:t>
       </w:r>
       <w:bookmarkEnd w:id="4"/>
@@ -3065,7 +3066,7 @@
           <w:sz w:val="24"/>
         </w:rPr>
         <w:drawing>
-          <wp:inline distT="0" distB="0" distL="0" distR="0" wp14:anchorId="0FCA567B" wp14:editId="4C816462">
+          <wp:inline distT="0" distB="0" distL="0" distR="0" wp14:anchorId="6A57B67D" wp14:editId="4200B7AC">
             <wp:extent cx="5612130" cy="2707640"/>
             <wp:effectExtent l="0" t="0" r="7620" b="0"/>
             <wp:docPr id="1" name="Imagen 1"/>
@@ -3286,7 +3287,7 @@
           <w:lang w:val="es-ES"/>
         </w:rPr>
       </w:pPr>
-      <w:bookmarkStart w:id="5" w:name="_Toc195644578"/>
+      <w:bookmarkStart w:id="6" w:name="_Toc197369519"/>
       <w:r>
         <w:rPr>
           <w:b/>
@@ -3297,7 +3298,7 @@
         <w:lastRenderedPageBreak/>
         <w:t>Pseudocódigo.</w:t>
       </w:r>
-      <w:bookmarkEnd w:id="5"/>
+      <w:bookmarkEnd w:id="6"/>
     </w:p>
     <w:p>
       <w:pPr>
@@ -3319,8 +3320,8 @@
       <w:r>
         <w:rPr>
           <w:b/>
+          <w:noProof/>
           <w:sz w:val="28"/>
-          <w:lang w:val="es-ES"/>
         </w:rPr>
         <w:drawing>
           <wp:inline distT="0" distB="0" distL="0" distR="0" wp14:anchorId="0340163E" wp14:editId="29B231AB">
@@ -3358,8 +3359,6 @@
           </wp:inline>
         </w:drawing>
       </w:r>
-      <w:bookmarkStart w:id="6" w:name="_GoBack"/>
-      <w:bookmarkEnd w:id="6"/>
     </w:p>
     <w:sectPr>
       <w:pgSz w:w="12240" w:h="15840"/>
@@ -4608,7 +4607,7 @@
 </file>
 
 <file path=customXml/itemProps1.xml><?xml version="1.0" encoding="utf-8"?>
-<ds:datastoreItem xmlns:ds="http://schemas.openxmlformats.org/officeDocument/2006/customXml" ds:itemID="{20D7154E-214F-455C-8A31-BEC2296DA16C}">
+<ds:datastoreItem xmlns:ds="http://schemas.openxmlformats.org/officeDocument/2006/customXml" ds:itemID="{6DF7F9C2-FDBD-499C-9CC0-C8CB6E16EACE}">
   <ds:schemaRefs>
     <ds:schemaRef ds:uri="http://schemas.openxmlformats.org/officeDocument/2006/bibliography"/>
   </ds:schemaRefs>

--- a/Unidad 5/Proyecto Unidad 5.docx
+++ b/Unidad 5/Proyecto Unidad 5.docx
@@ -896,16 +896,8 @@
           <w:sz w:val="24"/>
         </w:rPr>
       </w:pPr>
-    </w:p>
-    <w:p>
-      <w:pPr>
-        <w:pStyle w:val="Normal1"/>
-        <w:spacing w:line="240" w:lineRule="auto"/>
-        <w:rPr>
-          <w:color w:val="auto"/>
-          <w:sz w:val="24"/>
-        </w:rPr>
-      </w:pPr>
+      <w:bookmarkStart w:id="0" w:name="_GoBack"/>
+      <w:bookmarkEnd w:id="0"/>
     </w:p>
     <w:p>
       <w:pPr>
@@ -965,7 +957,7 @@
           <w:sz w:val="28"/>
         </w:rPr>
       </w:pPr>
-      <w:bookmarkStart w:id="0" w:name="_Toc197369514"/>
+      <w:bookmarkStart w:id="1" w:name="_Toc197369514"/>
       <w:r>
         <w:rPr>
           <w:b/>
@@ -975,7 +967,7 @@
         <w:lastRenderedPageBreak/>
         <w:t>Índice</w:t>
       </w:r>
-      <w:bookmarkEnd w:id="0"/>
+      <w:bookmarkEnd w:id="1"/>
     </w:p>
     <w:p>
       <w:pPr>
@@ -1801,7 +1793,7 @@
           <w:sz w:val="28"/>
         </w:rPr>
       </w:pPr>
-      <w:bookmarkStart w:id="1" w:name="_Toc197369515"/>
+      <w:bookmarkStart w:id="2" w:name="_Toc197369515"/>
       <w:r>
         <w:rPr>
           <w:b/>
@@ -1811,7 +1803,7 @@
         <w:lastRenderedPageBreak/>
         <w:t>Objetivo/ Historia de usuario.</w:t>
       </w:r>
-      <w:bookmarkEnd w:id="1"/>
+      <w:bookmarkEnd w:id="2"/>
     </w:p>
     <w:p>
       <w:pPr>
@@ -2219,7 +2211,7 @@
           <w:lang w:val="es-ES"/>
         </w:rPr>
       </w:pPr>
-      <w:bookmarkStart w:id="2" w:name="_Toc197369516"/>
+      <w:bookmarkStart w:id="3" w:name="_Toc197369516"/>
       <w:r>
         <w:rPr>
           <w:b/>
@@ -2239,7 +2231,7 @@
         </w:rPr>
         <w:t>.</w:t>
       </w:r>
-      <w:bookmarkEnd w:id="2"/>
+      <w:bookmarkEnd w:id="3"/>
     </w:p>
     <w:p>
       <w:pPr>
@@ -2259,7 +2251,7 @@
           <w:lang w:val="es-ES"/>
         </w:rPr>
       </w:pPr>
-      <w:bookmarkStart w:id="3" w:name="_Toc197369517"/>
+      <w:bookmarkStart w:id="4" w:name="_Toc197369517"/>
       <w:r>
         <w:rPr>
           <w:rFonts w:ascii="Arial" w:hAnsi="Arial" w:cs="Arial"/>
@@ -2270,7 +2262,7 @@
         </w:rPr>
         <w:t>Atributos y funciones.</w:t>
       </w:r>
-      <w:bookmarkEnd w:id="3"/>
+      <w:bookmarkEnd w:id="4"/>
     </w:p>
     <w:p>
       <w:pPr>
@@ -3031,9 +3023,7 @@
           <w:lang w:val="es-ES"/>
         </w:rPr>
       </w:pPr>
-      <w:bookmarkStart w:id="4" w:name="_Toc197369518"/>
-      <w:bookmarkStart w:id="5" w:name="_GoBack"/>
-      <w:bookmarkEnd w:id="5"/>
+      <w:bookmarkStart w:id="5" w:name="_Toc197369518"/>
       <w:r>
         <w:rPr>
           <w:b/>
@@ -3043,7 +3033,7 @@
         </w:rPr>
         <w:t>Diagrama de clase.</w:t>
       </w:r>
-      <w:bookmarkEnd w:id="4"/>
+      <w:bookmarkEnd w:id="5"/>
     </w:p>
     <w:p>
       <w:pPr>
@@ -4607,7 +4597,7 @@
 </file>
 
 <file path=customXml/itemProps1.xml><?xml version="1.0" encoding="utf-8"?>
-<ds:datastoreItem xmlns:ds="http://schemas.openxmlformats.org/officeDocument/2006/customXml" ds:itemID="{6DF7F9C2-FDBD-499C-9CC0-C8CB6E16EACE}">
+<ds:datastoreItem xmlns:ds="http://schemas.openxmlformats.org/officeDocument/2006/customXml" ds:itemID="{ECBD2D21-0784-4E53-83B1-4A827913DE94}">
   <ds:schemaRefs>
     <ds:schemaRef ds:uri="http://schemas.openxmlformats.org/officeDocument/2006/bibliography"/>
   </ds:schemaRefs>

--- a/Unidad 5/Proyecto Unidad 5.docx
+++ b/Unidad 5/Proyecto Unidad 5.docx
@@ -846,86 +846,6 @@
           <w:sz w:val="24"/>
         </w:rPr>
       </w:pPr>
-    </w:p>
-    <w:p>
-      <w:pPr>
-        <w:pStyle w:val="Normal1"/>
-        <w:spacing w:line="240" w:lineRule="auto"/>
-        <w:rPr>
-          <w:color w:val="auto"/>
-          <w:sz w:val="24"/>
-        </w:rPr>
-      </w:pPr>
-    </w:p>
-    <w:p>
-      <w:pPr>
-        <w:pStyle w:val="Normal1"/>
-        <w:spacing w:line="240" w:lineRule="auto"/>
-        <w:rPr>
-          <w:color w:val="auto"/>
-          <w:sz w:val="24"/>
-        </w:rPr>
-      </w:pPr>
-    </w:p>
-    <w:p>
-      <w:pPr>
-        <w:pStyle w:val="Normal1"/>
-        <w:spacing w:line="240" w:lineRule="auto"/>
-        <w:rPr>
-          <w:color w:val="auto"/>
-          <w:sz w:val="24"/>
-        </w:rPr>
-      </w:pPr>
-    </w:p>
-    <w:p>
-      <w:pPr>
-        <w:pStyle w:val="Normal1"/>
-        <w:spacing w:line="240" w:lineRule="auto"/>
-        <w:rPr>
-          <w:color w:val="auto"/>
-          <w:sz w:val="24"/>
-        </w:rPr>
-      </w:pPr>
-    </w:p>
-    <w:p>
-      <w:pPr>
-        <w:pStyle w:val="Normal1"/>
-        <w:spacing w:line="240" w:lineRule="auto"/>
-        <w:rPr>
-          <w:color w:val="auto"/>
-          <w:sz w:val="24"/>
-        </w:rPr>
-      </w:pPr>
-    </w:p>
-    <w:p>
-      <w:pPr>
-        <w:pStyle w:val="Normal1"/>
-        <w:spacing w:line="240" w:lineRule="auto"/>
-        <w:rPr>
-          <w:color w:val="auto"/>
-          <w:sz w:val="24"/>
-        </w:rPr>
-      </w:pPr>
-    </w:p>
-    <w:p>
-      <w:pPr>
-        <w:pStyle w:val="Normal1"/>
-        <w:spacing w:line="240" w:lineRule="auto"/>
-        <w:rPr>
-          <w:color w:val="auto"/>
-          <w:sz w:val="24"/>
-        </w:rPr>
-      </w:pPr>
-    </w:p>
-    <w:p>
-      <w:pPr>
-        <w:pStyle w:val="Normal1"/>
-        <w:spacing w:line="240" w:lineRule="auto"/>
-        <w:rPr>
-          <w:color w:val="auto"/>
-          <w:sz w:val="24"/>
-        </w:rPr>
-      </w:pPr>
       <w:r>
         <w:rPr>
           <w:color w:val="auto"/>
@@ -948,6 +868,106 @@
       <w:pPr>
         <w:pStyle w:val="Normal1"/>
         <w:spacing w:line="240" w:lineRule="auto"/>
+        <w:rPr>
+          <w:color w:val="auto"/>
+          <w:sz w:val="24"/>
+        </w:rPr>
+      </w:pPr>
+    </w:p>
+    <w:p>
+      <w:pPr>
+        <w:pStyle w:val="Normal1"/>
+        <w:spacing w:line="240" w:lineRule="auto"/>
+        <w:rPr>
+          <w:color w:val="auto"/>
+          <w:sz w:val="24"/>
+        </w:rPr>
+      </w:pPr>
+    </w:p>
+    <w:p>
+      <w:pPr>
+        <w:pStyle w:val="Normal1"/>
+        <w:spacing w:line="240" w:lineRule="auto"/>
+        <w:rPr>
+          <w:color w:val="auto"/>
+          <w:sz w:val="24"/>
+        </w:rPr>
+      </w:pPr>
+    </w:p>
+    <w:p>
+      <w:pPr>
+        <w:pStyle w:val="Normal1"/>
+        <w:spacing w:line="240" w:lineRule="auto"/>
+        <w:rPr>
+          <w:color w:val="auto"/>
+          <w:sz w:val="24"/>
+        </w:rPr>
+      </w:pPr>
+    </w:p>
+    <w:p>
+      <w:pPr>
+        <w:pStyle w:val="Normal1"/>
+        <w:spacing w:line="240" w:lineRule="auto"/>
+        <w:rPr>
+          <w:color w:val="auto"/>
+          <w:sz w:val="24"/>
+        </w:rPr>
+      </w:pPr>
+    </w:p>
+    <w:p>
+      <w:pPr>
+        <w:pStyle w:val="Normal1"/>
+        <w:spacing w:line="240" w:lineRule="auto"/>
+        <w:rPr>
+          <w:color w:val="auto"/>
+          <w:sz w:val="24"/>
+        </w:rPr>
+      </w:pPr>
+    </w:p>
+    <w:p>
+      <w:pPr>
+        <w:pStyle w:val="Normal1"/>
+        <w:spacing w:line="240" w:lineRule="auto"/>
+        <w:rPr>
+          <w:color w:val="auto"/>
+          <w:sz w:val="24"/>
+        </w:rPr>
+      </w:pPr>
+    </w:p>
+    <w:p>
+      <w:pPr>
+        <w:pStyle w:val="Normal1"/>
+        <w:spacing w:line="240" w:lineRule="auto"/>
+        <w:rPr>
+          <w:color w:val="auto"/>
+          <w:sz w:val="24"/>
+        </w:rPr>
+      </w:pPr>
+    </w:p>
+    <w:p>
+      <w:pPr>
+        <w:pStyle w:val="Normal1"/>
+        <w:spacing w:line="240" w:lineRule="auto"/>
+        <w:rPr>
+          <w:color w:val="auto"/>
+          <w:sz w:val="24"/>
+        </w:rPr>
+      </w:pPr>
+    </w:p>
+    <w:p>
+      <w:pPr>
+        <w:pStyle w:val="Normal1"/>
+        <w:spacing w:line="240" w:lineRule="auto"/>
+        <w:rPr>
+          <w:color w:val="auto"/>
+          <w:sz w:val="24"/>
+        </w:rPr>
+      </w:pPr>
+    </w:p>
+    <w:p>
+      <w:pPr>
+        <w:pStyle w:val="Normal1"/>
+        <w:spacing w:line="240" w:lineRule="auto"/>
         <w:outlineLvl w:val="0"/>
         <w:rPr>
           <w:b/>
@@ -955,18 +975,19 @@
           <w:sz w:val="28"/>
         </w:rPr>
       </w:pPr>
-      <w:bookmarkStart w:id="0" w:name="_Toc197369514"/>
+      <w:bookmarkStart w:id="0" w:name="_Toc197369940"/>
+      <w:bookmarkStart w:id="1" w:name="_GoBack"/>
       <w:r>
         <w:rPr>
           <w:b/>
           <w:color w:val="auto"/>
           <w:sz w:val="28"/>
         </w:rPr>
-        <w:lastRenderedPageBreak/>
         <w:t>Índice</w:t>
       </w:r>
       <w:bookmarkEnd w:id="0"/>
     </w:p>
+    <w:bookmarkEnd w:id="1"/>
     <w:p>
       <w:pPr>
         <w:pStyle w:val="Normal1"/>
@@ -1031,7 +1052,7 @@
           <w:r>
             <w:fldChar w:fldCharType="separate"/>
           </w:r>
-          <w:hyperlink w:anchor="_Toc197369514" w:history="1">
+          <w:hyperlink w:anchor="_Toc197369940" w:history="1">
             <w:r>
               <w:rPr>
                 <w:rStyle w:val="Hipervnculo"/>
@@ -1059,7 +1080,7 @@
                 <w:noProof/>
                 <w:webHidden/>
               </w:rPr>
-              <w:instrText xml:space="preserve"> PAGEREF _Toc197369514 \h </w:instrText>
+              <w:instrText xml:space="preserve"> PAGEREF _Toc197369940 \h </w:instrText>
             </w:r>
             <w:r>
               <w:rPr>
@@ -1102,7 +1123,7 @@
               <w:color w:val="auto"/>
             </w:rPr>
           </w:pPr>
-          <w:hyperlink w:anchor="_Toc197369515" w:history="1">
+          <w:hyperlink w:anchor="_Toc197369941" w:history="1">
             <w:r>
               <w:rPr>
                 <w:rStyle w:val="Hipervnculo"/>
@@ -1130,7 +1151,7 @@
                 <w:noProof/>
                 <w:webHidden/>
               </w:rPr>
-              <w:instrText xml:space="preserve"> PAGEREF _Toc197369515 \h </w:instrText>
+              <w:instrText xml:space="preserve"> PAGEREF _Toc197369941 \h </w:instrText>
             </w:r>
             <w:r>
               <w:rPr>
@@ -1173,7 +1194,7 @@
               <w:color w:val="auto"/>
             </w:rPr>
           </w:pPr>
-          <w:hyperlink w:anchor="_Toc197369516" w:history="1">
+          <w:hyperlink w:anchor="_Toc197369942" w:history="1">
             <w:r>
               <w:rPr>
                 <w:rStyle w:val="Hipervnculo"/>
@@ -1202,7 +1223,7 @@
                 <w:noProof/>
                 <w:webHidden/>
               </w:rPr>
-              <w:instrText xml:space="preserve"> PAGEREF _Toc197369516 \h </w:instrText>
+              <w:instrText xml:space="preserve"> PAGEREF _Toc197369942 \h </w:instrText>
             </w:r>
             <w:r>
               <w:rPr>
@@ -1245,7 +1266,7 @@
               <w:color w:val="auto"/>
             </w:rPr>
           </w:pPr>
-          <w:hyperlink w:anchor="_Toc197369517" w:history="1">
+          <w:hyperlink w:anchor="_Toc197369943" w:history="1">
             <w:r>
               <w:rPr>
                 <w:rStyle w:val="Hipervnculo"/>
@@ -1273,7 +1294,7 @@
                 <w:noProof/>
                 <w:webHidden/>
               </w:rPr>
-              <w:instrText xml:space="preserve"> PAGEREF _Toc197369517 \h </w:instrText>
+              <w:instrText xml:space="preserve"> PAGEREF _Toc197369943 \h </w:instrText>
             </w:r>
             <w:r>
               <w:rPr>
@@ -1316,7 +1337,7 @@
               <w:color w:val="auto"/>
             </w:rPr>
           </w:pPr>
-          <w:hyperlink w:anchor="_Toc197369518" w:history="1">
+          <w:hyperlink w:anchor="_Toc197369944" w:history="1">
             <w:r>
               <w:rPr>
                 <w:rStyle w:val="Hipervnculo"/>
@@ -1345,7 +1366,7 @@
                 <w:noProof/>
                 <w:webHidden/>
               </w:rPr>
-              <w:instrText xml:space="preserve"> PAGEREF _Toc197369518 \h </w:instrText>
+              <w:instrText xml:space="preserve"> PAGEREF _Toc197369944 \h </w:instrText>
             </w:r>
             <w:r>
               <w:rPr>
@@ -1388,7 +1409,7 @@
               <w:color w:val="auto"/>
             </w:rPr>
           </w:pPr>
-          <w:hyperlink w:anchor="_Toc197369519" w:history="1">
+          <w:hyperlink w:anchor="_Toc197369945" w:history="1">
             <w:r>
               <w:rPr>
                 <w:rStyle w:val="Hipervnculo"/>
@@ -1417,7 +1438,7 @@
                 <w:noProof/>
                 <w:webHidden/>
               </w:rPr>
-              <w:instrText xml:space="preserve"> PAGEREF _Toc197369519 \h </w:instrText>
+              <w:instrText xml:space="preserve"> PAGEREF _Toc197369945 \h </w:instrText>
             </w:r>
             <w:r>
               <w:rPr>
@@ -1784,6 +1805,16 @@
       <w:pPr>
         <w:pStyle w:val="Normal1"/>
         <w:spacing w:line="240" w:lineRule="auto"/>
+        <w:rPr>
+          <w:color w:val="auto"/>
+          <w:sz w:val="24"/>
+        </w:rPr>
+      </w:pPr>
+    </w:p>
+    <w:p>
+      <w:pPr>
+        <w:pStyle w:val="Normal1"/>
+        <w:spacing w:line="240" w:lineRule="auto"/>
         <w:outlineLvl w:val="0"/>
         <w:rPr>
           <w:b/>
@@ -1791,17 +1822,16 @@
           <w:sz w:val="28"/>
         </w:rPr>
       </w:pPr>
-      <w:bookmarkStart w:id="1" w:name="_Toc197369515"/>
+      <w:bookmarkStart w:id="2" w:name="_Toc197369941"/>
       <w:r>
         <w:rPr>
           <w:b/>
           <w:color w:val="auto"/>
           <w:sz w:val="28"/>
         </w:rPr>
-        <w:lastRenderedPageBreak/>
         <w:t>Objetivo/ Historia de usuario.</w:t>
       </w:r>
-      <w:bookmarkEnd w:id="1"/>
+      <w:bookmarkEnd w:id="2"/>
     </w:p>
     <w:p>
       <w:pPr>
@@ -2201,27 +2231,50 @@
     </w:p>
     <w:p>
       <w:pPr>
+        <w:rPr>
+          <w:lang w:val="es-ES"/>
+        </w:rPr>
+      </w:pPr>
+    </w:p>
+    <w:p>
+      <w:pPr>
+        <w:rPr>
+          <w:lang w:val="es-ES"/>
+        </w:rPr>
+      </w:pPr>
+    </w:p>
+    <w:p>
+      <w:pPr>
+        <w:rPr>
+          <w:lang w:val="es-ES"/>
+        </w:rPr>
+      </w:pPr>
+    </w:p>
+    <w:p>
+      <w:pPr>
         <w:pStyle w:val="Ttulo1"/>
         <w:rPr>
+          <w:rFonts w:ascii="Arial" w:hAnsi="Arial" w:cs="Arial"/>
           <w:b/>
           <w:color w:val="000000" w:themeColor="text1"/>
           <w:sz w:val="28"/>
           <w:lang w:val="es-ES"/>
         </w:rPr>
       </w:pPr>
-      <w:bookmarkStart w:id="2" w:name="_Toc197369516"/>
+      <w:bookmarkStart w:id="3" w:name="_Toc197369942"/>
       <w:r>
         <w:rPr>
+          <w:rFonts w:ascii="Arial" w:hAnsi="Arial" w:cs="Arial"/>
           <w:b/>
           <w:color w:val="000000" w:themeColor="text1"/>
           <w:sz w:val="28"/>
           <w:lang w:val="es-ES"/>
         </w:rPr>
-        <w:lastRenderedPageBreak/>
         <w:t>Objetos</w:t>
       </w:r>
       <w:r>
         <w:rPr>
+          <w:rFonts w:ascii="Arial" w:hAnsi="Arial" w:cs="Arial"/>
           <w:b/>
           <w:color w:val="000000" w:themeColor="text1"/>
           <w:sz w:val="28"/>
@@ -2229,7 +2282,7 @@
         </w:rPr>
         <w:t>.</w:t>
       </w:r>
-      <w:bookmarkEnd w:id="2"/>
+      <w:bookmarkEnd w:id="3"/>
     </w:p>
     <w:p>
       <w:pPr>
@@ -2249,7 +2302,7 @@
           <w:lang w:val="es-ES"/>
         </w:rPr>
       </w:pPr>
-      <w:bookmarkStart w:id="3" w:name="_Toc197369517"/>
+      <w:bookmarkStart w:id="4" w:name="_Toc197369943"/>
       <w:r>
         <w:rPr>
           <w:rFonts w:ascii="Arial" w:hAnsi="Arial" w:cs="Arial"/>
@@ -2260,7 +2313,7 @@
         </w:rPr>
         <w:t>Atributos y funciones.</w:t>
       </w:r>
-      <w:bookmarkEnd w:id="3"/>
+      <w:bookmarkEnd w:id="4"/>
     </w:p>
     <w:p>
       <w:pPr>
@@ -3015,15 +3068,17 @@
       <w:pPr>
         <w:pStyle w:val="Ttulo1"/>
         <w:rPr>
+          <w:rFonts w:ascii="Arial" w:hAnsi="Arial" w:cs="Arial"/>
           <w:b/>
           <w:color w:val="000000" w:themeColor="text1"/>
           <w:sz w:val="28"/>
           <w:lang w:val="es-ES"/>
         </w:rPr>
       </w:pPr>
-      <w:bookmarkStart w:id="4" w:name="_Toc197369518"/>
+      <w:bookmarkStart w:id="5" w:name="_Toc197369944"/>
       <w:r>
         <w:rPr>
+          <w:rFonts w:ascii="Arial" w:hAnsi="Arial" w:cs="Arial"/>
           <w:b/>
           <w:color w:val="000000" w:themeColor="text1"/>
           <w:sz w:val="28"/>
@@ -3031,7 +3086,7 @@
         </w:rPr>
         <w:t>Diagrama de clase.</w:t>
       </w:r>
-      <w:bookmarkEnd w:id="4"/>
+      <w:bookmarkEnd w:id="5"/>
     </w:p>
     <w:p>
       <w:pPr>
@@ -3054,7 +3109,7 @@
           <w:sz w:val="24"/>
         </w:rPr>
         <w:drawing>
-          <wp:inline distT="0" distB="0" distL="0" distR="0" wp14:anchorId="6A57B67D" wp14:editId="4200B7AC">
+          <wp:inline distT="0" distB="0" distL="0" distR="0" wp14:anchorId="01C0E681" wp14:editId="60578F12">
             <wp:extent cx="5612130" cy="2707640"/>
             <wp:effectExtent l="0" t="0" r="7620" b="0"/>
             <wp:docPr id="1" name="Imagen 1"/>
@@ -3267,26 +3322,34 @@
     </w:p>
     <w:p>
       <w:pPr>
+        <w:rPr>
+          <w:lang w:val="es-ES"/>
+        </w:rPr>
+      </w:pPr>
+    </w:p>
+    <w:p>
+      <w:pPr>
         <w:pStyle w:val="Ttulo1"/>
         <w:rPr>
+          <w:rFonts w:ascii="Arial" w:hAnsi="Arial" w:cs="Arial"/>
           <w:b/>
           <w:color w:val="000000" w:themeColor="text1"/>
           <w:sz w:val="28"/>
           <w:lang w:val="es-ES"/>
         </w:rPr>
       </w:pPr>
-      <w:bookmarkStart w:id="5" w:name="_Toc197369519"/>
+      <w:bookmarkStart w:id="6" w:name="_Toc197369945"/>
       <w:r>
         <w:rPr>
+          <w:rFonts w:ascii="Arial" w:hAnsi="Arial" w:cs="Arial"/>
           <w:b/>
           <w:color w:val="000000" w:themeColor="text1"/>
           <w:sz w:val="28"/>
           <w:lang w:val="es-ES"/>
         </w:rPr>
-        <w:lastRenderedPageBreak/>
         <w:t>Pseudocódigo.</w:t>
       </w:r>
-      <w:bookmarkEnd w:id="5"/>
+      <w:bookmarkEnd w:id="6"/>
     </w:p>
     <w:p>
       <w:pPr>
@@ -3305,7 +3368,6 @@
           <w:lang w:val="es-ES"/>
         </w:rPr>
       </w:pPr>
-      <w:bookmarkStart w:id="6" w:name="_GoBack"/>
       <w:r>
         <w:rPr>
           <w:b/>
@@ -3348,7 +3410,6 @@
           </wp:inline>
         </w:drawing>
       </w:r>
-      <w:bookmarkEnd w:id="6"/>
     </w:p>
     <w:sectPr>
       <w:pgSz w:w="12240" w:h="15840"/>
@@ -4597,7 +4658,7 @@
 </file>
 
 <file path=customXml/itemProps1.xml><?xml version="1.0" encoding="utf-8"?>
-<ds:datastoreItem xmlns:ds="http://schemas.openxmlformats.org/officeDocument/2006/customXml" ds:itemID="{D59CB75F-C634-4CFE-BC18-A20F96009169}">
+<ds:datastoreItem xmlns:ds="http://schemas.openxmlformats.org/officeDocument/2006/customXml" ds:itemID="{762F6C72-187E-4A02-8CD1-4D4342C1727E}">
   <ds:schemaRefs>
     <ds:schemaRef ds:uri="http://schemas.openxmlformats.org/officeDocument/2006/bibliography"/>
   </ds:schemaRefs>

--- a/Unidad 5/Proyecto Unidad 5.docx
+++ b/Unidad 5/Proyecto Unidad 5.docx
@@ -975,8 +975,7 @@
           <w:sz w:val="28"/>
         </w:rPr>
       </w:pPr>
-      <w:bookmarkStart w:id="0" w:name="_Toc197369940"/>
-      <w:bookmarkStart w:id="1" w:name="_GoBack"/>
+      <w:bookmarkStart w:id="0" w:name="_Toc197409501"/>
       <w:r>
         <w:rPr>
           <w:b/>
@@ -987,7 +986,6 @@
       </w:r>
       <w:bookmarkEnd w:id="0"/>
     </w:p>
-    <w:bookmarkEnd w:id="1"/>
     <w:p>
       <w:pPr>
         <w:pStyle w:val="Normal1"/>
@@ -1052,7 +1050,7 @@
           <w:r>
             <w:fldChar w:fldCharType="separate"/>
           </w:r>
-          <w:hyperlink w:anchor="_Toc197369940" w:history="1">
+          <w:hyperlink w:anchor="_Toc197409501" w:history="1">
             <w:r>
               <w:rPr>
                 <w:rStyle w:val="Hipervnculo"/>
@@ -1080,7 +1078,7 @@
                 <w:noProof/>
                 <w:webHidden/>
               </w:rPr>
-              <w:instrText xml:space="preserve"> PAGEREF _Toc197369940 \h </w:instrText>
+              <w:instrText xml:space="preserve"> PAGEREF _Toc197409501 \h </w:instrText>
             </w:r>
             <w:r>
               <w:rPr>
@@ -1123,7 +1121,7 @@
               <w:color w:val="auto"/>
             </w:rPr>
           </w:pPr>
-          <w:hyperlink w:anchor="_Toc197369941" w:history="1">
+          <w:hyperlink w:anchor="_Toc197409502" w:history="1">
             <w:r>
               <w:rPr>
                 <w:rStyle w:val="Hipervnculo"/>
@@ -1151,7 +1149,7 @@
                 <w:noProof/>
                 <w:webHidden/>
               </w:rPr>
-              <w:instrText xml:space="preserve"> PAGEREF _Toc197369941 \h </w:instrText>
+              <w:instrText xml:space="preserve"> PAGEREF _Toc197409502 \h </w:instrText>
             </w:r>
             <w:r>
               <w:rPr>
@@ -1194,7 +1192,7 @@
               <w:color w:val="auto"/>
             </w:rPr>
           </w:pPr>
-          <w:hyperlink w:anchor="_Toc197369942" w:history="1">
+          <w:hyperlink w:anchor="_Toc197409503" w:history="1">
             <w:r>
               <w:rPr>
                 <w:rStyle w:val="Hipervnculo"/>
@@ -1223,7 +1221,7 @@
                 <w:noProof/>
                 <w:webHidden/>
               </w:rPr>
-              <w:instrText xml:space="preserve"> PAGEREF _Toc197369942 \h </w:instrText>
+              <w:instrText xml:space="preserve"> PAGEREF _Toc197409503 \h </w:instrText>
             </w:r>
             <w:r>
               <w:rPr>
@@ -1266,7 +1264,7 @@
               <w:color w:val="auto"/>
             </w:rPr>
           </w:pPr>
-          <w:hyperlink w:anchor="_Toc197369943" w:history="1">
+          <w:hyperlink w:anchor="_Toc197409504" w:history="1">
             <w:r>
               <w:rPr>
                 <w:rStyle w:val="Hipervnculo"/>
@@ -1294,7 +1292,7 @@
                 <w:noProof/>
                 <w:webHidden/>
               </w:rPr>
-              <w:instrText xml:space="preserve"> PAGEREF _Toc197369943 \h </w:instrText>
+              <w:instrText xml:space="preserve"> PAGEREF _Toc197409504 \h </w:instrText>
             </w:r>
             <w:r>
               <w:rPr>
@@ -1337,7 +1335,7 @@
               <w:color w:val="auto"/>
             </w:rPr>
           </w:pPr>
-          <w:hyperlink w:anchor="_Toc197369944" w:history="1">
+          <w:hyperlink w:anchor="_Toc197409505" w:history="1">
             <w:r>
               <w:rPr>
                 <w:rStyle w:val="Hipervnculo"/>
@@ -1366,7 +1364,7 @@
                 <w:noProof/>
                 <w:webHidden/>
               </w:rPr>
-              <w:instrText xml:space="preserve"> PAGEREF _Toc197369944 \h </w:instrText>
+              <w:instrText xml:space="preserve"> PAGEREF _Toc197409505 \h </w:instrText>
             </w:r>
             <w:r>
               <w:rPr>
@@ -1409,7 +1407,7 @@
               <w:color w:val="auto"/>
             </w:rPr>
           </w:pPr>
-          <w:hyperlink w:anchor="_Toc197369945" w:history="1">
+          <w:hyperlink w:anchor="_Toc197409506" w:history="1">
             <w:r>
               <w:rPr>
                 <w:rStyle w:val="Hipervnculo"/>
@@ -1438,7 +1436,7 @@
                 <w:noProof/>
                 <w:webHidden/>
               </w:rPr>
-              <w:instrText xml:space="preserve"> PAGEREF _Toc197369945 \h </w:instrText>
+              <w:instrText xml:space="preserve"> PAGEREF _Toc197409506 \h </w:instrText>
             </w:r>
             <w:r>
               <w:rPr>
@@ -1459,6 +1457,150 @@
                 <w:webHidden/>
               </w:rPr>
               <w:t>6</w:t>
+            </w:r>
+            <w:r>
+              <w:rPr>
+                <w:noProof/>
+                <w:webHidden/>
+              </w:rPr>
+              <w:fldChar w:fldCharType="end"/>
+            </w:r>
+          </w:hyperlink>
+        </w:p>
+        <w:p>
+          <w:pPr>
+            <w:pStyle w:val="TDC1"/>
+            <w:tabs>
+              <w:tab w:val="right" w:leader="dot" w:pos="8828"/>
+            </w:tabs>
+            <w:rPr>
+              <w:rFonts w:asciiTheme="minorHAnsi" w:eastAsiaTheme="minorEastAsia" w:hAnsiTheme="minorHAnsi" w:cstheme="minorBidi"/>
+              <w:noProof/>
+              <w:color w:val="auto"/>
+            </w:rPr>
+          </w:pPr>
+          <w:hyperlink w:anchor="_Toc197409507" w:history="1">
+            <w:r>
+              <w:rPr>
+                <w:rStyle w:val="Hipervnculo"/>
+                <w:b/>
+                <w:noProof/>
+                <w:lang w:val="es-ES"/>
+              </w:rPr>
+              <w:t>Repositorio GitHub.</w:t>
+            </w:r>
+            <w:r>
+              <w:rPr>
+                <w:noProof/>
+                <w:webHidden/>
+              </w:rPr>
+              <w:tab/>
+            </w:r>
+            <w:r>
+              <w:rPr>
+                <w:noProof/>
+                <w:webHidden/>
+              </w:rPr>
+              <w:fldChar w:fldCharType="begin"/>
+            </w:r>
+            <w:r>
+              <w:rPr>
+                <w:noProof/>
+                <w:webHidden/>
+              </w:rPr>
+              <w:instrText xml:space="preserve"> PAGEREF _Toc197409507 \h </w:instrText>
+            </w:r>
+            <w:r>
+              <w:rPr>
+                <w:noProof/>
+                <w:webHidden/>
+              </w:rPr>
+            </w:r>
+            <w:r>
+              <w:rPr>
+                <w:noProof/>
+                <w:webHidden/>
+              </w:rPr>
+              <w:fldChar w:fldCharType="separate"/>
+            </w:r>
+            <w:r>
+              <w:rPr>
+                <w:noProof/>
+                <w:webHidden/>
+              </w:rPr>
+              <w:t>7</w:t>
+            </w:r>
+            <w:r>
+              <w:rPr>
+                <w:noProof/>
+                <w:webHidden/>
+              </w:rPr>
+              <w:fldChar w:fldCharType="end"/>
+            </w:r>
+          </w:hyperlink>
+        </w:p>
+        <w:p>
+          <w:pPr>
+            <w:pStyle w:val="TDC1"/>
+            <w:tabs>
+              <w:tab w:val="right" w:leader="dot" w:pos="8828"/>
+            </w:tabs>
+            <w:rPr>
+              <w:rFonts w:asciiTheme="minorHAnsi" w:eastAsiaTheme="minorEastAsia" w:hAnsiTheme="minorHAnsi" w:cstheme="minorBidi"/>
+              <w:noProof/>
+              <w:color w:val="auto"/>
+            </w:rPr>
+          </w:pPr>
+          <w:hyperlink w:anchor="_Toc197409508" w:history="1">
+            <w:r>
+              <w:rPr>
+                <w:rStyle w:val="Hipervnculo"/>
+                <w:b/>
+                <w:noProof/>
+                <w:lang w:val="es-ES"/>
+              </w:rPr>
+              <w:t>Apendice.</w:t>
+            </w:r>
+            <w:r>
+              <w:rPr>
+                <w:noProof/>
+                <w:webHidden/>
+              </w:rPr>
+              <w:tab/>
+            </w:r>
+            <w:r>
+              <w:rPr>
+                <w:noProof/>
+                <w:webHidden/>
+              </w:rPr>
+              <w:fldChar w:fldCharType="begin"/>
+            </w:r>
+            <w:r>
+              <w:rPr>
+                <w:noProof/>
+                <w:webHidden/>
+              </w:rPr>
+              <w:instrText xml:space="preserve"> PAGEREF _Toc197409508 \h </w:instrText>
+            </w:r>
+            <w:r>
+              <w:rPr>
+                <w:noProof/>
+                <w:webHidden/>
+              </w:rPr>
+            </w:r>
+            <w:r>
+              <w:rPr>
+                <w:noProof/>
+                <w:webHidden/>
+              </w:rPr>
+              <w:fldChar w:fldCharType="separate"/>
+            </w:r>
+            <w:r>
+              <w:rPr>
+                <w:noProof/>
+                <w:webHidden/>
+              </w:rPr>
+              <w:t>9</w:t>
             </w:r>
             <w:r>
               <w:rPr>
@@ -1775,46 +1917,6 @@
       <w:pPr>
         <w:pStyle w:val="Normal1"/>
         <w:spacing w:line="240" w:lineRule="auto"/>
-        <w:rPr>
-          <w:color w:val="auto"/>
-          <w:sz w:val="24"/>
-        </w:rPr>
-      </w:pPr>
-    </w:p>
-    <w:p>
-      <w:pPr>
-        <w:pStyle w:val="Normal1"/>
-        <w:spacing w:line="240" w:lineRule="auto"/>
-        <w:rPr>
-          <w:color w:val="auto"/>
-          <w:sz w:val="24"/>
-        </w:rPr>
-      </w:pPr>
-    </w:p>
-    <w:p>
-      <w:pPr>
-        <w:pStyle w:val="Normal1"/>
-        <w:spacing w:line="240" w:lineRule="auto"/>
-        <w:rPr>
-          <w:color w:val="auto"/>
-          <w:sz w:val="24"/>
-        </w:rPr>
-      </w:pPr>
-    </w:p>
-    <w:p>
-      <w:pPr>
-        <w:pStyle w:val="Normal1"/>
-        <w:spacing w:line="240" w:lineRule="auto"/>
-        <w:rPr>
-          <w:color w:val="auto"/>
-          <w:sz w:val="24"/>
-        </w:rPr>
-      </w:pPr>
-    </w:p>
-    <w:p>
-      <w:pPr>
-        <w:pStyle w:val="Normal1"/>
-        <w:spacing w:line="240" w:lineRule="auto"/>
         <w:outlineLvl w:val="0"/>
         <w:rPr>
           <w:b/>
@@ -1822,16 +1924,17 @@
           <w:sz w:val="28"/>
         </w:rPr>
       </w:pPr>
-      <w:bookmarkStart w:id="2" w:name="_Toc197369941"/>
+      <w:bookmarkStart w:id="1" w:name="_Toc197409502"/>
       <w:r>
         <w:rPr>
           <w:b/>
           <w:color w:val="auto"/>
           <w:sz w:val="28"/>
         </w:rPr>
+        <w:lastRenderedPageBreak/>
         <w:t>Objetivo/ Historia de usuario.</w:t>
       </w:r>
-      <w:bookmarkEnd w:id="2"/>
+      <w:bookmarkEnd w:id="1"/>
     </w:p>
     <w:p>
       <w:pPr>
@@ -2203,31 +2306,16 @@
     </w:p>
     <w:p>
       <w:pPr>
-        <w:rPr>
-          <w:lang w:val="es-ES"/>
-        </w:rPr>
-      </w:pPr>
-    </w:p>
-    <w:p>
-      <w:pPr>
-        <w:rPr>
-          <w:lang w:val="es-ES"/>
-        </w:rPr>
-      </w:pPr>
-    </w:p>
-    <w:p>
-      <w:pPr>
-        <w:rPr>
-          <w:lang w:val="es-ES"/>
-        </w:rPr>
-      </w:pPr>
-    </w:p>
-    <w:p>
-      <w:pPr>
-        <w:rPr>
-          <w:lang w:val="es-ES"/>
-        </w:rPr>
-      </w:pPr>
+        <w:pStyle w:val="Ttulo1"/>
+        <w:rPr>
+          <w:rFonts w:ascii="Arial" w:eastAsia="Arial" w:hAnsi="Arial" w:cs="Arial"/>
+          <w:color w:val="000000"/>
+          <w:sz w:val="22"/>
+          <w:szCs w:val="22"/>
+          <w:lang w:val="es-ES"/>
+        </w:rPr>
+      </w:pPr>
+      <w:bookmarkStart w:id="2" w:name="_Toc197409503"/>
     </w:p>
     <w:p>
       <w:pPr>
@@ -2261,7 +2349,6 @@
           <w:lang w:val="es-ES"/>
         </w:rPr>
       </w:pPr>
-      <w:bookmarkStart w:id="3" w:name="_Toc197369942"/>
       <w:r>
         <w:rPr>
           <w:rFonts w:ascii="Arial" w:hAnsi="Arial" w:cs="Arial"/>
@@ -2270,6 +2357,7 @@
           <w:sz w:val="28"/>
           <w:lang w:val="es-ES"/>
         </w:rPr>
+        <w:lastRenderedPageBreak/>
         <w:t>Objetos</w:t>
       </w:r>
       <w:r>
@@ -2282,7 +2370,7 @@
         </w:rPr>
         <w:t>.</w:t>
       </w:r>
-      <w:bookmarkEnd w:id="3"/>
+      <w:bookmarkEnd w:id="2"/>
     </w:p>
     <w:p>
       <w:pPr>
@@ -2302,7 +2390,7 @@
           <w:lang w:val="es-ES"/>
         </w:rPr>
       </w:pPr>
-      <w:bookmarkStart w:id="4" w:name="_Toc197369943"/>
+      <w:bookmarkStart w:id="3" w:name="_Toc197409504"/>
       <w:r>
         <w:rPr>
           <w:rFonts w:ascii="Arial" w:hAnsi="Arial" w:cs="Arial"/>
@@ -2313,7 +2401,7 @@
         </w:rPr>
         <w:t>Atributos y funciones.</w:t>
       </w:r>
-      <w:bookmarkEnd w:id="4"/>
+      <w:bookmarkEnd w:id="3"/>
     </w:p>
     <w:p>
       <w:pPr>
@@ -3038,28 +3126,20 @@
     </w:p>
     <w:p>
       <w:pPr>
-        <w:rPr>
-          <w:sz w:val="24"/>
-          <w:lang w:val="es-ES"/>
-        </w:rPr>
-      </w:pPr>
-    </w:p>
-    <w:p>
-      <w:pPr>
-        <w:rPr>
-          <w:sz w:val="24"/>
-          <w:lang w:val="es-ES"/>
-        </w:rPr>
-      </w:pPr>
-    </w:p>
-    <w:p>
-      <w:pPr>
         <w:pStyle w:val="Ttulo1"/>
         <w:rPr>
           <w:rFonts w:ascii="Arial" w:eastAsia="Arial" w:hAnsi="Arial" w:cs="Arial"/>
           <w:color w:val="000000"/>
           <w:sz w:val="24"/>
           <w:szCs w:val="22"/>
+          <w:lang w:val="es-ES"/>
+        </w:rPr>
+      </w:pPr>
+      <w:bookmarkStart w:id="4" w:name="_Toc197409505"/>
+    </w:p>
+    <w:p>
+      <w:pPr>
+        <w:rPr>
           <w:lang w:val="es-ES"/>
         </w:rPr>
       </w:pPr>
@@ -3075,7 +3155,6 @@
           <w:lang w:val="es-ES"/>
         </w:rPr>
       </w:pPr>
-      <w:bookmarkStart w:id="5" w:name="_Toc197369944"/>
       <w:r>
         <w:rPr>
           <w:rFonts w:ascii="Arial" w:hAnsi="Arial" w:cs="Arial"/>
@@ -3084,9 +3163,10 @@
           <w:sz w:val="28"/>
           <w:lang w:val="es-ES"/>
         </w:rPr>
+        <w:lastRenderedPageBreak/>
         <w:t>Diagrama de clase.</w:t>
       </w:r>
-      <w:bookmarkEnd w:id="5"/>
+      <w:bookmarkEnd w:id="4"/>
     </w:p>
     <w:p>
       <w:pPr>
@@ -3109,7 +3189,7 @@
           <w:sz w:val="24"/>
         </w:rPr>
         <w:drawing>
-          <wp:inline distT="0" distB="0" distL="0" distR="0" wp14:anchorId="01C0E681" wp14:editId="60578F12">
+          <wp:inline distT="0" distB="0" distL="0" distR="0" wp14:anchorId="30EDB342" wp14:editId="2A02B8C1">
             <wp:extent cx="5612130" cy="2707640"/>
             <wp:effectExtent l="0" t="0" r="7620" b="0"/>
             <wp:docPr id="1" name="Imagen 1"/>
@@ -3322,13 +3402,6 @@
     </w:p>
     <w:p>
       <w:pPr>
-        <w:rPr>
-          <w:lang w:val="es-ES"/>
-        </w:rPr>
-      </w:pPr>
-    </w:p>
-    <w:p>
-      <w:pPr>
         <w:pStyle w:val="Ttulo1"/>
         <w:rPr>
           <w:rFonts w:ascii="Arial" w:hAnsi="Arial" w:cs="Arial"/>
@@ -3338,7 +3411,7 @@
           <w:lang w:val="es-ES"/>
         </w:rPr>
       </w:pPr>
-      <w:bookmarkStart w:id="6" w:name="_Toc197369945"/>
+      <w:bookmarkStart w:id="5" w:name="_Toc197409506"/>
       <w:r>
         <w:rPr>
           <w:rFonts w:ascii="Arial" w:hAnsi="Arial" w:cs="Arial"/>
@@ -3347,9 +3420,10 @@
           <w:sz w:val="28"/>
           <w:lang w:val="es-ES"/>
         </w:rPr>
+        <w:lastRenderedPageBreak/>
         <w:t>Pseudocódigo.</w:t>
       </w:r>
-      <w:bookmarkEnd w:id="6"/>
+      <w:bookmarkEnd w:id="5"/>
     </w:p>
     <w:p>
       <w:pPr>
@@ -3371,14 +3445,14 @@
       <w:r>
         <w:rPr>
           <w:b/>
-          <w:noProof/>
           <w:sz w:val="28"/>
+          <w:lang w:val="es-ES"/>
         </w:rPr>
         <w:drawing>
-          <wp:inline distT="0" distB="0" distL="0" distR="0" wp14:anchorId="0340163E" wp14:editId="29B231AB">
-            <wp:extent cx="5517570" cy="7410450"/>
-            <wp:effectExtent l="0" t="0" r="6985" b="0"/>
-            <wp:docPr id="7" name="Imagen 7"/>
+          <wp:inline distT="0" distB="0" distL="0" distR="0" wp14:anchorId="060E6256" wp14:editId="7F6E33CC">
+            <wp:extent cx="5612130" cy="6621780"/>
+            <wp:effectExtent l="0" t="0" r="7620" b="7620"/>
+            <wp:docPr id="5" name="Imagen 5"/>
             <wp:cNvGraphicFramePr>
               <a:graphicFrameLocks xmlns:a="http://schemas.openxmlformats.org/drawingml/2006/main" noChangeAspect="1"/>
             </wp:cNvGraphicFramePr>
@@ -3398,7 +3472,7 @@
                   <pic:spPr>
                     <a:xfrm>
                       <a:off x="0" y="0"/>
-                      <a:ext cx="5518915" cy="7412256"/>
+                      <a:ext cx="5612130" cy="6621780"/>
                     </a:xfrm>
                     <a:prstGeom prst="rect">
                       <a:avLst/>
@@ -3410,6 +3484,788 @@
           </wp:inline>
         </w:drawing>
       </w:r>
+    </w:p>
+    <w:p>
+      <w:pPr>
+        <w:rPr>
+          <w:b/>
+          <w:sz w:val="28"/>
+          <w:lang w:val="es-ES"/>
+        </w:rPr>
+      </w:pPr>
+    </w:p>
+    <w:p>
+      <w:pPr>
+        <w:rPr>
+          <w:b/>
+          <w:sz w:val="28"/>
+          <w:lang w:val="es-ES"/>
+        </w:rPr>
+      </w:pPr>
+    </w:p>
+    <w:p>
+      <w:pPr>
+        <w:rPr>
+          <w:b/>
+          <w:sz w:val="28"/>
+          <w:lang w:val="es-ES"/>
+        </w:rPr>
+      </w:pPr>
+      <w:bookmarkStart w:id="6" w:name="_GoBack"/>
+      <w:bookmarkEnd w:id="6"/>
+    </w:p>
+    <w:p>
+      <w:pPr>
+        <w:pStyle w:val="Ttulo1"/>
+        <w:rPr>
+          <w:rFonts w:ascii="Arial" w:hAnsi="Arial" w:cs="Arial"/>
+          <w:b/>
+          <w:color w:val="000000" w:themeColor="text1"/>
+          <w:sz w:val="28"/>
+          <w:lang w:val="es-ES"/>
+        </w:rPr>
+      </w:pPr>
+      <w:bookmarkStart w:id="7" w:name="_Toc197409507"/>
+      <w:r>
+        <w:rPr>
+          <w:rFonts w:ascii="Arial" w:hAnsi="Arial" w:cs="Arial"/>
+          <w:b/>
+          <w:color w:val="000000" w:themeColor="text1"/>
+          <w:sz w:val="28"/>
+          <w:lang w:val="es-ES"/>
+        </w:rPr>
+        <w:lastRenderedPageBreak/>
+        <w:t>Repositorio GitHub.</w:t>
+      </w:r>
+      <w:bookmarkEnd w:id="7"/>
+    </w:p>
+    <w:p>
+      <w:pPr>
+        <w:rPr>
+          <w:lang w:val="es-ES"/>
+        </w:rPr>
+      </w:pPr>
+    </w:p>
+    <w:p>
+      <w:pPr>
+        <w:rPr>
+          <w:lang w:val="es-ES"/>
+        </w:rPr>
+      </w:pPr>
+      <w:hyperlink r:id="rId10" w:history="1">
+        <w:proofErr w:type="spellStart"/>
+        <w:r>
+          <w:rPr>
+            <w:rStyle w:val="Hipervnculo"/>
+          </w:rPr>
+          <w:t>Programacion-Basica</w:t>
+        </w:r>
+        <w:proofErr w:type="spellEnd"/>
+        <w:r>
+          <w:rPr>
+            <w:rStyle w:val="Hipervnculo"/>
+          </w:rPr>
+          <w:t xml:space="preserve">/Unidad 5/Proyecto Unidad 5.docx at </w:t>
+        </w:r>
+        <w:proofErr w:type="spellStart"/>
+        <w:r>
+          <w:rPr>
+            <w:rStyle w:val="Hipervnculo"/>
+          </w:rPr>
+          <w:t>main</w:t>
+        </w:r>
+        <w:proofErr w:type="spellEnd"/>
+        <w:r>
+          <w:rPr>
+            <w:rStyle w:val="Hipervnculo"/>
+          </w:rPr>
+          <w:t xml:space="preserve"> · roberto460/</w:t>
+        </w:r>
+        <w:proofErr w:type="spellStart"/>
+        <w:r>
+          <w:rPr>
+            <w:rStyle w:val="Hipervnculo"/>
+          </w:rPr>
+          <w:t>Programacion-Basica</w:t>
+        </w:r>
+        <w:proofErr w:type="spellEnd"/>
+      </w:hyperlink>
+    </w:p>
+    <w:p>
+      <w:pPr>
+        <w:rPr>
+          <w:lang w:val="es-ES"/>
+        </w:rPr>
+      </w:pPr>
+    </w:p>
+    <w:p>
+      <w:pPr>
+        <w:rPr>
+          <w:lang w:val="es-ES"/>
+        </w:rPr>
+      </w:pPr>
+    </w:p>
+    <w:p>
+      <w:pPr>
+        <w:rPr>
+          <w:lang w:val="es-ES"/>
+        </w:rPr>
+      </w:pPr>
+    </w:p>
+    <w:p>
+      <w:pPr>
+        <w:rPr>
+          <w:lang w:val="es-ES"/>
+        </w:rPr>
+      </w:pPr>
+    </w:p>
+    <w:p>
+      <w:pPr>
+        <w:rPr>
+          <w:lang w:val="es-ES"/>
+        </w:rPr>
+      </w:pPr>
+    </w:p>
+    <w:p>
+      <w:pPr>
+        <w:rPr>
+          <w:lang w:val="es-ES"/>
+        </w:rPr>
+      </w:pPr>
+    </w:p>
+    <w:p>
+      <w:pPr>
+        <w:rPr>
+          <w:lang w:val="es-ES"/>
+        </w:rPr>
+      </w:pPr>
+    </w:p>
+    <w:p>
+      <w:pPr>
+        <w:rPr>
+          <w:lang w:val="es-ES"/>
+        </w:rPr>
+      </w:pPr>
+    </w:p>
+    <w:p>
+      <w:pPr>
+        <w:rPr>
+          <w:lang w:val="es-ES"/>
+        </w:rPr>
+      </w:pPr>
+    </w:p>
+    <w:p>
+      <w:pPr>
+        <w:rPr>
+          <w:lang w:val="es-ES"/>
+        </w:rPr>
+      </w:pPr>
+    </w:p>
+    <w:p>
+      <w:pPr>
+        <w:rPr>
+          <w:lang w:val="es-ES"/>
+        </w:rPr>
+      </w:pPr>
+    </w:p>
+    <w:p>
+      <w:pPr>
+        <w:rPr>
+          <w:lang w:val="es-ES"/>
+        </w:rPr>
+      </w:pPr>
+    </w:p>
+    <w:p>
+      <w:pPr>
+        <w:rPr>
+          <w:lang w:val="es-ES"/>
+        </w:rPr>
+      </w:pPr>
+    </w:p>
+    <w:p>
+      <w:pPr>
+        <w:rPr>
+          <w:lang w:val="es-ES"/>
+        </w:rPr>
+      </w:pPr>
+    </w:p>
+    <w:p>
+      <w:pPr>
+        <w:rPr>
+          <w:lang w:val="es-ES"/>
+        </w:rPr>
+      </w:pPr>
+    </w:p>
+    <w:p>
+      <w:pPr>
+        <w:rPr>
+          <w:lang w:val="es-ES"/>
+        </w:rPr>
+      </w:pPr>
+    </w:p>
+    <w:p>
+      <w:pPr>
+        <w:rPr>
+          <w:lang w:val="es-ES"/>
+        </w:rPr>
+      </w:pPr>
+    </w:p>
+    <w:p>
+      <w:pPr>
+        <w:rPr>
+          <w:lang w:val="es-ES"/>
+        </w:rPr>
+      </w:pPr>
+    </w:p>
+    <w:p>
+      <w:pPr>
+        <w:rPr>
+          <w:lang w:val="es-ES"/>
+        </w:rPr>
+      </w:pPr>
+    </w:p>
+    <w:p>
+      <w:pPr>
+        <w:rPr>
+          <w:lang w:val="es-ES"/>
+        </w:rPr>
+      </w:pPr>
+    </w:p>
+    <w:p>
+      <w:pPr>
+        <w:rPr>
+          <w:lang w:val="es-ES"/>
+        </w:rPr>
+      </w:pPr>
+    </w:p>
+    <w:p>
+      <w:pPr>
+        <w:rPr>
+          <w:lang w:val="es-ES"/>
+        </w:rPr>
+      </w:pPr>
+    </w:p>
+    <w:p>
+      <w:pPr>
+        <w:rPr>
+          <w:lang w:val="es-ES"/>
+        </w:rPr>
+      </w:pPr>
+    </w:p>
+    <w:p>
+      <w:pPr>
+        <w:rPr>
+          <w:lang w:val="es-ES"/>
+        </w:rPr>
+      </w:pPr>
+    </w:p>
+    <w:p>
+      <w:pPr>
+        <w:rPr>
+          <w:lang w:val="es-ES"/>
+        </w:rPr>
+      </w:pPr>
+    </w:p>
+    <w:p>
+      <w:pPr>
+        <w:rPr>
+          <w:lang w:val="es-ES"/>
+        </w:rPr>
+      </w:pPr>
+    </w:p>
+    <w:p>
+      <w:pPr>
+        <w:rPr>
+          <w:lang w:val="es-ES"/>
+        </w:rPr>
+      </w:pPr>
+    </w:p>
+    <w:p>
+      <w:pPr>
+        <w:rPr>
+          <w:lang w:val="es-ES"/>
+        </w:rPr>
+      </w:pPr>
+    </w:p>
+    <w:p>
+      <w:pPr>
+        <w:rPr>
+          <w:lang w:val="es-ES"/>
+        </w:rPr>
+      </w:pPr>
+    </w:p>
+    <w:p>
+      <w:pPr>
+        <w:rPr>
+          <w:lang w:val="es-ES"/>
+        </w:rPr>
+      </w:pPr>
+    </w:p>
+    <w:p>
+      <w:pPr>
+        <w:rPr>
+          <w:lang w:val="es-ES"/>
+        </w:rPr>
+      </w:pPr>
+    </w:p>
+    <w:p>
+      <w:pPr>
+        <w:rPr>
+          <w:lang w:val="es-ES"/>
+        </w:rPr>
+      </w:pPr>
+    </w:p>
+    <w:p>
+      <w:pPr>
+        <w:rPr>
+          <w:lang w:val="es-ES"/>
+        </w:rPr>
+      </w:pPr>
+    </w:p>
+    <w:p>
+      <w:pPr>
+        <w:rPr>
+          <w:lang w:val="es-ES"/>
+        </w:rPr>
+      </w:pPr>
+    </w:p>
+    <w:p>
+      <w:pPr>
+        <w:rPr>
+          <w:lang w:val="es-ES"/>
+        </w:rPr>
+      </w:pPr>
+    </w:p>
+    <w:p>
+      <w:pPr>
+        <w:rPr>
+          <w:lang w:val="es-ES"/>
+        </w:rPr>
+      </w:pPr>
+    </w:p>
+    <w:p>
+      <w:pPr>
+        <w:rPr>
+          <w:lang w:val="es-ES"/>
+        </w:rPr>
+      </w:pPr>
+    </w:p>
+    <w:p>
+      <w:pPr>
+        <w:rPr>
+          <w:lang w:val="es-ES"/>
+        </w:rPr>
+      </w:pPr>
+    </w:p>
+    <w:p>
+      <w:pPr>
+        <w:pStyle w:val="Ttulo1"/>
+        <w:rPr>
+          <w:rFonts w:ascii="Arial" w:hAnsi="Arial" w:cs="Arial"/>
+          <w:b/>
+          <w:color w:val="000000" w:themeColor="text1"/>
+          <w:sz w:val="28"/>
+          <w:lang w:val="es-ES"/>
+        </w:rPr>
+      </w:pPr>
+      <w:bookmarkStart w:id="8" w:name="_Toc197409508"/>
+      <w:proofErr w:type="spellStart"/>
+      <w:r>
+        <w:rPr>
+          <w:rFonts w:ascii="Arial" w:hAnsi="Arial" w:cs="Arial"/>
+          <w:b/>
+          <w:color w:val="000000" w:themeColor="text1"/>
+          <w:sz w:val="28"/>
+          <w:lang w:val="es-ES"/>
+        </w:rPr>
+        <w:lastRenderedPageBreak/>
+        <w:t>Apendice</w:t>
+      </w:r>
+      <w:proofErr w:type="spellEnd"/>
+      <w:r>
+        <w:rPr>
+          <w:rFonts w:ascii="Arial" w:hAnsi="Arial" w:cs="Arial"/>
+          <w:b/>
+          <w:color w:val="000000" w:themeColor="text1"/>
+          <w:sz w:val="28"/>
+          <w:lang w:val="es-ES"/>
+        </w:rPr>
+        <w:t>.</w:t>
+      </w:r>
+      <w:bookmarkEnd w:id="8"/>
+    </w:p>
+    <w:p>
+      <w:pPr>
+        <w:rPr>
+          <w:lang w:val="es-ES"/>
+        </w:rPr>
+      </w:pPr>
+    </w:p>
+    <w:tbl>
+      <w:tblPr>
+        <w:tblStyle w:val="Tablaconcuadrcula"/>
+        <w:tblW w:w="9200" w:type="dxa"/>
+        <w:tblLook w:val="04A0" w:firstRow="1" w:lastRow="0" w:firstColumn="1" w:lastColumn="0" w:noHBand="0" w:noVBand="1"/>
+      </w:tblPr>
+      <w:tblGrid>
+        <w:gridCol w:w="2300"/>
+        <w:gridCol w:w="2300"/>
+        <w:gridCol w:w="2300"/>
+        <w:gridCol w:w="2300"/>
+      </w:tblGrid>
+      <w:tr>
+        <w:trPr>
+          <w:trHeight w:val="412"/>
+        </w:trPr>
+        <w:tc>
+          <w:tcPr>
+            <w:tcW w:w="2300" w:type="dxa"/>
+          </w:tcPr>
+          <w:p>
+            <w:pPr>
+              <w:pBdr>
+                <w:top w:val="none" w:sz="0" w:space="0" w:color="auto"/>
+                <w:left w:val="none" w:sz="0" w:space="0" w:color="auto"/>
+                <w:bottom w:val="none" w:sz="0" w:space="0" w:color="auto"/>
+                <w:right w:val="none" w:sz="0" w:space="0" w:color="auto"/>
+                <w:between w:val="none" w:sz="0" w:space="0" w:color="auto"/>
+              </w:pBdr>
+              <w:rPr>
+                <w:b/>
+                <w:lang w:val="es-ES"/>
+              </w:rPr>
+            </w:pPr>
+            <w:r>
+              <w:rPr>
+                <w:b/>
+                <w:lang w:val="es-ES"/>
+              </w:rPr>
+              <w:t>Cantidad.</w:t>
+            </w:r>
+          </w:p>
+        </w:tc>
+        <w:tc>
+          <w:tcPr>
+            <w:tcW w:w="2300" w:type="dxa"/>
+          </w:tcPr>
+          <w:p>
+            <w:pPr>
+              <w:pBdr>
+                <w:top w:val="none" w:sz="0" w:space="0" w:color="auto"/>
+                <w:left w:val="none" w:sz="0" w:space="0" w:color="auto"/>
+                <w:bottom w:val="none" w:sz="0" w:space="0" w:color="auto"/>
+                <w:right w:val="none" w:sz="0" w:space="0" w:color="auto"/>
+                <w:between w:val="none" w:sz="0" w:space="0" w:color="auto"/>
+              </w:pBdr>
+              <w:rPr>
+                <w:b/>
+                <w:lang w:val="es-ES"/>
+              </w:rPr>
+            </w:pPr>
+            <w:r>
+              <w:rPr>
+                <w:b/>
+                <w:lang w:val="es-ES"/>
+              </w:rPr>
+              <w:t>Concepto.</w:t>
+            </w:r>
+          </w:p>
+        </w:tc>
+        <w:tc>
+          <w:tcPr>
+            <w:tcW w:w="2300" w:type="dxa"/>
+          </w:tcPr>
+          <w:p>
+            <w:pPr>
+              <w:pBdr>
+                <w:top w:val="none" w:sz="0" w:space="0" w:color="auto"/>
+                <w:left w:val="none" w:sz="0" w:space="0" w:color="auto"/>
+                <w:bottom w:val="none" w:sz="0" w:space="0" w:color="auto"/>
+                <w:right w:val="none" w:sz="0" w:space="0" w:color="auto"/>
+                <w:between w:val="none" w:sz="0" w:space="0" w:color="auto"/>
+              </w:pBdr>
+              <w:rPr>
+                <w:b/>
+                <w:lang w:val="es-ES"/>
+              </w:rPr>
+            </w:pPr>
+            <w:r>
+              <w:rPr>
+                <w:b/>
+                <w:lang w:val="es-ES"/>
+              </w:rPr>
+              <w:t>Precio Unitario.</w:t>
+            </w:r>
+          </w:p>
+        </w:tc>
+        <w:tc>
+          <w:tcPr>
+            <w:tcW w:w="2300" w:type="dxa"/>
+          </w:tcPr>
+          <w:p>
+            <w:pPr>
+              <w:pBdr>
+                <w:top w:val="none" w:sz="0" w:space="0" w:color="auto"/>
+                <w:left w:val="none" w:sz="0" w:space="0" w:color="auto"/>
+                <w:bottom w:val="none" w:sz="0" w:space="0" w:color="auto"/>
+                <w:right w:val="none" w:sz="0" w:space="0" w:color="auto"/>
+                <w:between w:val="none" w:sz="0" w:space="0" w:color="auto"/>
+              </w:pBdr>
+              <w:rPr>
+                <w:b/>
+                <w:lang w:val="es-ES"/>
+              </w:rPr>
+            </w:pPr>
+            <w:r>
+              <w:rPr>
+                <w:b/>
+                <w:lang w:val="es-ES"/>
+              </w:rPr>
+              <w:t>Precio Total.</w:t>
+            </w:r>
+          </w:p>
+        </w:tc>
+      </w:tr>
+      <w:tr>
+        <w:trPr>
+          <w:trHeight w:val="366"/>
+        </w:trPr>
+        <w:tc>
+          <w:tcPr>
+            <w:tcW w:w="2300" w:type="dxa"/>
+          </w:tcPr>
+          <w:p>
+            <w:pPr>
+              <w:pBdr>
+                <w:top w:val="none" w:sz="0" w:space="0" w:color="auto"/>
+                <w:left w:val="none" w:sz="0" w:space="0" w:color="auto"/>
+                <w:bottom w:val="none" w:sz="0" w:space="0" w:color="auto"/>
+                <w:right w:val="none" w:sz="0" w:space="0" w:color="auto"/>
+                <w:between w:val="none" w:sz="0" w:space="0" w:color="auto"/>
+              </w:pBdr>
+              <w:jc w:val="center"/>
+              <w:rPr>
+                <w:lang w:val="es-ES"/>
+              </w:rPr>
+            </w:pPr>
+            <w:r>
+              <w:rPr>
+                <w:lang w:val="es-ES"/>
+              </w:rPr>
+              <w:t>1</w:t>
+            </w:r>
+          </w:p>
+        </w:tc>
+        <w:tc>
+          <w:tcPr>
+            <w:tcW w:w="2300" w:type="dxa"/>
+          </w:tcPr>
+          <w:p>
+            <w:pPr>
+              <w:pBdr>
+                <w:top w:val="none" w:sz="0" w:space="0" w:color="auto"/>
+                <w:left w:val="none" w:sz="0" w:space="0" w:color="auto"/>
+                <w:bottom w:val="none" w:sz="0" w:space="0" w:color="auto"/>
+                <w:right w:val="none" w:sz="0" w:space="0" w:color="auto"/>
+                <w:between w:val="none" w:sz="0" w:space="0" w:color="auto"/>
+              </w:pBdr>
+              <w:jc w:val="center"/>
+              <w:rPr>
+                <w:lang w:val="es-ES"/>
+              </w:rPr>
+            </w:pPr>
+            <w:r>
+              <w:rPr>
+                <w:lang w:val="es-ES"/>
+              </w:rPr>
+              <w:t>Sensor de nivel.</w:t>
+            </w:r>
+          </w:p>
+        </w:tc>
+        <w:tc>
+          <w:tcPr>
+            <w:tcW w:w="2300" w:type="dxa"/>
+          </w:tcPr>
+          <w:p>
+            <w:pPr>
+              <w:pBdr>
+                <w:top w:val="none" w:sz="0" w:space="0" w:color="auto"/>
+                <w:left w:val="none" w:sz="0" w:space="0" w:color="auto"/>
+                <w:bottom w:val="none" w:sz="0" w:space="0" w:color="auto"/>
+                <w:right w:val="none" w:sz="0" w:space="0" w:color="auto"/>
+                <w:between w:val="none" w:sz="0" w:space="0" w:color="auto"/>
+              </w:pBdr>
+              <w:jc w:val="center"/>
+              <w:rPr>
+                <w:lang w:val="es-ES"/>
+              </w:rPr>
+            </w:pPr>
+            <w:r>
+              <w:rPr>
+                <w:lang w:val="es-ES"/>
+              </w:rPr>
+              <w:t>$124.10</w:t>
+            </w:r>
+          </w:p>
+        </w:tc>
+        <w:tc>
+          <w:tcPr>
+            <w:tcW w:w="2300" w:type="dxa"/>
+          </w:tcPr>
+          <w:p>
+            <w:pPr>
+              <w:pBdr>
+                <w:top w:val="none" w:sz="0" w:space="0" w:color="auto"/>
+                <w:left w:val="none" w:sz="0" w:space="0" w:color="auto"/>
+                <w:bottom w:val="none" w:sz="0" w:space="0" w:color="auto"/>
+                <w:right w:val="none" w:sz="0" w:space="0" w:color="auto"/>
+                <w:between w:val="none" w:sz="0" w:space="0" w:color="auto"/>
+              </w:pBdr>
+              <w:jc w:val="center"/>
+              <w:rPr>
+                <w:lang w:val="es-ES"/>
+              </w:rPr>
+            </w:pPr>
+            <w:r>
+              <w:rPr>
+                <w:lang w:val="es-ES"/>
+              </w:rPr>
+              <w:t>$124.10</w:t>
+            </w:r>
+          </w:p>
+        </w:tc>
+      </w:tr>
+      <w:tr>
+        <w:trPr>
+          <w:trHeight w:val="366"/>
+        </w:trPr>
+        <w:tc>
+          <w:tcPr>
+            <w:tcW w:w="2300" w:type="dxa"/>
+          </w:tcPr>
+          <w:p>
+            <w:pPr>
+              <w:pBdr>
+                <w:top w:val="none" w:sz="0" w:space="0" w:color="auto"/>
+                <w:left w:val="none" w:sz="0" w:space="0" w:color="auto"/>
+                <w:bottom w:val="none" w:sz="0" w:space="0" w:color="auto"/>
+                <w:right w:val="none" w:sz="0" w:space="0" w:color="auto"/>
+                <w:between w:val="none" w:sz="0" w:space="0" w:color="auto"/>
+              </w:pBdr>
+              <w:jc w:val="center"/>
+              <w:rPr>
+                <w:lang w:val="es-ES"/>
+              </w:rPr>
+            </w:pPr>
+            <w:r>
+              <w:rPr>
+                <w:lang w:val="es-ES"/>
+              </w:rPr>
+              <w:t>1</w:t>
+            </w:r>
+          </w:p>
+        </w:tc>
+        <w:tc>
+          <w:tcPr>
+            <w:tcW w:w="2300" w:type="dxa"/>
+          </w:tcPr>
+          <w:p>
+            <w:pPr>
+              <w:pBdr>
+                <w:top w:val="none" w:sz="0" w:space="0" w:color="auto"/>
+                <w:left w:val="none" w:sz="0" w:space="0" w:color="auto"/>
+                <w:bottom w:val="none" w:sz="0" w:space="0" w:color="auto"/>
+                <w:right w:val="none" w:sz="0" w:space="0" w:color="auto"/>
+                <w:between w:val="none" w:sz="0" w:space="0" w:color="auto"/>
+              </w:pBdr>
+              <w:jc w:val="center"/>
+              <w:rPr>
+                <w:lang w:val="es-ES"/>
+              </w:rPr>
+            </w:pPr>
+            <w:proofErr w:type="spellStart"/>
+            <w:r>
+              <w:rPr>
+                <w:lang w:val="es-ES"/>
+              </w:rPr>
+              <w:t>A</w:t>
+            </w:r>
+            <w:r>
+              <w:rPr>
+                <w:lang w:val="es-ES"/>
+              </w:rPr>
+              <w:t>rduino</w:t>
+            </w:r>
+            <w:proofErr w:type="spellEnd"/>
+            <w:r>
+              <w:rPr>
+                <w:lang w:val="es-ES"/>
+              </w:rPr>
+              <w:t>.</w:t>
+            </w:r>
+          </w:p>
+        </w:tc>
+        <w:tc>
+          <w:tcPr>
+            <w:tcW w:w="2300" w:type="dxa"/>
+          </w:tcPr>
+          <w:p>
+            <w:pPr>
+              <w:pBdr>
+                <w:top w:val="none" w:sz="0" w:space="0" w:color="auto"/>
+                <w:left w:val="none" w:sz="0" w:space="0" w:color="auto"/>
+                <w:bottom w:val="none" w:sz="0" w:space="0" w:color="auto"/>
+                <w:right w:val="none" w:sz="0" w:space="0" w:color="auto"/>
+                <w:between w:val="none" w:sz="0" w:space="0" w:color="auto"/>
+              </w:pBdr>
+              <w:jc w:val="center"/>
+              <w:rPr>
+                <w:lang w:val="es-ES"/>
+              </w:rPr>
+            </w:pPr>
+            <w:r>
+              <w:rPr>
+                <w:lang w:val="es-ES"/>
+              </w:rPr>
+              <w:t>$404.32</w:t>
+            </w:r>
+          </w:p>
+        </w:tc>
+        <w:tc>
+          <w:tcPr>
+            <w:tcW w:w="2300" w:type="dxa"/>
+          </w:tcPr>
+          <w:p>
+            <w:pPr>
+              <w:pBdr>
+                <w:top w:val="none" w:sz="0" w:space="0" w:color="auto"/>
+                <w:left w:val="none" w:sz="0" w:space="0" w:color="auto"/>
+                <w:bottom w:val="none" w:sz="0" w:space="0" w:color="auto"/>
+                <w:right w:val="none" w:sz="0" w:space="0" w:color="auto"/>
+                <w:between w:val="none" w:sz="0" w:space="0" w:color="auto"/>
+              </w:pBdr>
+              <w:jc w:val="center"/>
+              <w:rPr>
+                <w:lang w:val="es-ES"/>
+              </w:rPr>
+            </w:pPr>
+            <w:r>
+              <w:rPr>
+                <w:lang w:val="es-ES"/>
+              </w:rPr>
+              <w:t>$404.32</w:t>
+            </w:r>
+          </w:p>
+        </w:tc>
+      </w:tr>
+    </w:tbl>
+    <w:p>
+      <w:pPr>
+        <w:jc w:val="center"/>
+        <w:rPr>
+          <w:lang w:val="es-ES"/>
+        </w:rPr>
+      </w:pPr>
     </w:p>
     <w:sectPr>
       <w:pgSz w:w="12240" w:h="15840"/>
@@ -4658,7 +5514,7 @@
 </file>
 
 <file path=customXml/itemProps1.xml><?xml version="1.0" encoding="utf-8"?>
-<ds:datastoreItem xmlns:ds="http://schemas.openxmlformats.org/officeDocument/2006/customXml" ds:itemID="{762F6C72-187E-4A02-8CD1-4D4342C1727E}">
+<ds:datastoreItem xmlns:ds="http://schemas.openxmlformats.org/officeDocument/2006/customXml" ds:itemID="{F25F416F-5853-495D-8538-E3716D82E1AF}">
   <ds:schemaRefs>
     <ds:schemaRef ds:uri="http://schemas.openxmlformats.org/officeDocument/2006/bibliography"/>
   </ds:schemaRefs>

--- a/Unidad 5/Proyecto Unidad 5.docx
+++ b/Unidad 5/Proyecto Unidad 5.docx
@@ -975,7 +975,7 @@
           <w:sz w:val="28"/>
         </w:rPr>
       </w:pPr>
-      <w:bookmarkStart w:id="0" w:name="_Toc197409501"/>
+      <w:bookmarkStart w:id="0" w:name="_Toc197410498"/>
       <w:r>
         <w:rPr>
           <w:b/>
@@ -1050,7 +1050,7 @@
           <w:r>
             <w:fldChar w:fldCharType="separate"/>
           </w:r>
-          <w:hyperlink w:anchor="_Toc197409501" w:history="1">
+          <w:hyperlink w:anchor="_Toc197410498" w:history="1">
             <w:r>
               <w:rPr>
                 <w:rStyle w:val="Hipervnculo"/>
@@ -1078,7 +1078,7 @@
                 <w:noProof/>
                 <w:webHidden/>
               </w:rPr>
-              <w:instrText xml:space="preserve"> PAGEREF _Toc197409501 \h </w:instrText>
+              <w:instrText xml:space="preserve"> PAGEREF _Toc197410498 \h </w:instrText>
             </w:r>
             <w:r>
               <w:rPr>
@@ -1121,7 +1121,7 @@
               <w:color w:val="auto"/>
             </w:rPr>
           </w:pPr>
-          <w:hyperlink w:anchor="_Toc197409502" w:history="1">
+          <w:hyperlink w:anchor="_Toc197410499" w:history="1">
             <w:r>
               <w:rPr>
                 <w:rStyle w:val="Hipervnculo"/>
@@ -1149,7 +1149,7 @@
                 <w:noProof/>
                 <w:webHidden/>
               </w:rPr>
-              <w:instrText xml:space="preserve"> PAGEREF _Toc197409502 \h </w:instrText>
+              <w:instrText xml:space="preserve"> PAGEREF _Toc197410499 \h </w:instrText>
             </w:r>
             <w:r>
               <w:rPr>
@@ -1192,7 +1192,7 @@
               <w:color w:val="auto"/>
             </w:rPr>
           </w:pPr>
-          <w:hyperlink w:anchor="_Toc197409503" w:history="1">
+          <w:hyperlink w:anchor="_Toc197410500" w:history="1">
             <w:r>
               <w:rPr>
                 <w:rStyle w:val="Hipervnculo"/>
@@ -1221,7 +1221,7 @@
                 <w:noProof/>
                 <w:webHidden/>
               </w:rPr>
-              <w:instrText xml:space="preserve"> PAGEREF _Toc197409503 \h </w:instrText>
+              <w:instrText xml:space="preserve"> PAGEREF _Toc197410500 \h </w:instrText>
             </w:r>
             <w:r>
               <w:rPr>
@@ -1264,7 +1264,7 @@
               <w:color w:val="auto"/>
             </w:rPr>
           </w:pPr>
-          <w:hyperlink w:anchor="_Toc197409504" w:history="1">
+          <w:hyperlink w:anchor="_Toc197410501" w:history="1">
             <w:r>
               <w:rPr>
                 <w:rStyle w:val="Hipervnculo"/>
@@ -1292,7 +1292,7 @@
                 <w:noProof/>
                 <w:webHidden/>
               </w:rPr>
-              <w:instrText xml:space="preserve"> PAGEREF _Toc197409504 \h </w:instrText>
+              <w:instrText xml:space="preserve"> PAGEREF _Toc197410501 \h </w:instrText>
             </w:r>
             <w:r>
               <w:rPr>
@@ -1335,7 +1335,7 @@
               <w:color w:val="auto"/>
             </w:rPr>
           </w:pPr>
-          <w:hyperlink w:anchor="_Toc197409505" w:history="1">
+          <w:hyperlink w:anchor="_Toc197410502" w:history="1">
             <w:r>
               <w:rPr>
                 <w:rStyle w:val="Hipervnculo"/>
@@ -1364,7 +1364,7 @@
                 <w:noProof/>
                 <w:webHidden/>
               </w:rPr>
-              <w:instrText xml:space="preserve"> PAGEREF _Toc197409505 \h </w:instrText>
+              <w:instrText xml:space="preserve"> PAGEREF _Toc197410502 \h </w:instrText>
             </w:r>
             <w:r>
               <w:rPr>
@@ -1407,7 +1407,7 @@
               <w:color w:val="auto"/>
             </w:rPr>
           </w:pPr>
-          <w:hyperlink w:anchor="_Toc197409506" w:history="1">
+          <w:hyperlink w:anchor="_Toc197410503" w:history="1">
             <w:r>
               <w:rPr>
                 <w:rStyle w:val="Hipervnculo"/>
@@ -1436,7 +1436,7 @@
                 <w:noProof/>
                 <w:webHidden/>
               </w:rPr>
-              <w:instrText xml:space="preserve"> PAGEREF _Toc197409506 \h </w:instrText>
+              <w:instrText xml:space="preserve"> PAGEREF _Toc197410503 \h </w:instrText>
             </w:r>
             <w:r>
               <w:rPr>
@@ -1479,7 +1479,7 @@
               <w:color w:val="auto"/>
             </w:rPr>
           </w:pPr>
-          <w:hyperlink w:anchor="_Toc197409507" w:history="1">
+          <w:hyperlink w:anchor="_Toc197410504" w:history="1">
             <w:r>
               <w:rPr>
                 <w:rStyle w:val="Hipervnculo"/>
@@ -1508,7 +1508,7 @@
                 <w:noProof/>
                 <w:webHidden/>
               </w:rPr>
-              <w:instrText xml:space="preserve"> PAGEREF _Toc197409507 \h </w:instrText>
+              <w:instrText xml:space="preserve"> PAGEREF _Toc197410504 \h </w:instrText>
             </w:r>
             <w:r>
               <w:rPr>
@@ -1551,7 +1551,7 @@
               <w:color w:val="auto"/>
             </w:rPr>
           </w:pPr>
-          <w:hyperlink w:anchor="_Toc197409508" w:history="1">
+          <w:hyperlink w:anchor="_Toc197410505" w:history="1">
             <w:r>
               <w:rPr>
                 <w:rStyle w:val="Hipervnculo"/>
@@ -1580,7 +1580,7 @@
                 <w:noProof/>
                 <w:webHidden/>
               </w:rPr>
-              <w:instrText xml:space="preserve"> PAGEREF _Toc197409508 \h </w:instrText>
+              <w:instrText xml:space="preserve"> PAGEREF _Toc197410505 \h </w:instrText>
             </w:r>
             <w:r>
               <w:rPr>
@@ -1600,7 +1600,7 @@
                 <w:noProof/>
                 <w:webHidden/>
               </w:rPr>
-              <w:t>9</w:t>
+              <w:t>8</w:t>
             </w:r>
             <w:r>
               <w:rPr>
@@ -1924,7 +1924,7 @@
           <w:sz w:val="28"/>
         </w:rPr>
       </w:pPr>
-      <w:bookmarkStart w:id="1" w:name="_Toc197409502"/>
+      <w:bookmarkStart w:id="1" w:name="_Toc197410499"/>
       <w:r>
         <w:rPr>
           <w:b/>
@@ -2315,7 +2315,6 @@
           <w:lang w:val="es-ES"/>
         </w:rPr>
       </w:pPr>
-      <w:bookmarkStart w:id="2" w:name="_Toc197409503"/>
     </w:p>
     <w:p>
       <w:pPr>
@@ -2349,6 +2348,7 @@
           <w:lang w:val="es-ES"/>
         </w:rPr>
       </w:pPr>
+      <w:bookmarkStart w:id="2" w:name="_Toc197410500"/>
       <w:r>
         <w:rPr>
           <w:rFonts w:ascii="Arial" w:hAnsi="Arial" w:cs="Arial"/>
@@ -2390,7 +2390,7 @@
           <w:lang w:val="es-ES"/>
         </w:rPr>
       </w:pPr>
-      <w:bookmarkStart w:id="3" w:name="_Toc197409504"/>
+      <w:bookmarkStart w:id="3" w:name="_Toc197410501"/>
       <w:r>
         <w:rPr>
           <w:rFonts w:ascii="Arial" w:hAnsi="Arial" w:cs="Arial"/>
@@ -3135,7 +3135,6 @@
           <w:lang w:val="es-ES"/>
         </w:rPr>
       </w:pPr>
-      <w:bookmarkStart w:id="4" w:name="_Toc197409505"/>
     </w:p>
     <w:p>
       <w:pPr>
@@ -3155,6 +3154,7 @@
           <w:lang w:val="es-ES"/>
         </w:rPr>
       </w:pPr>
+      <w:bookmarkStart w:id="4" w:name="_Toc197410502"/>
       <w:r>
         <w:rPr>
           <w:rFonts w:ascii="Arial" w:hAnsi="Arial" w:cs="Arial"/>
@@ -3189,7 +3189,7 @@
           <w:sz w:val="24"/>
         </w:rPr>
         <w:drawing>
-          <wp:inline distT="0" distB="0" distL="0" distR="0" wp14:anchorId="30EDB342" wp14:editId="2A02B8C1">
+          <wp:inline distT="0" distB="0" distL="0" distR="0" wp14:anchorId="4D776051" wp14:editId="77B6D10C">
             <wp:extent cx="5612130" cy="2707640"/>
             <wp:effectExtent l="0" t="0" r="7620" b="0"/>
             <wp:docPr id="1" name="Imagen 1"/>
@@ -3411,7 +3411,7 @@
           <w:lang w:val="es-ES"/>
         </w:rPr>
       </w:pPr>
-      <w:bookmarkStart w:id="5" w:name="_Toc197409506"/>
+      <w:bookmarkStart w:id="5" w:name="_Toc197410503"/>
       <w:r>
         <w:rPr>
           <w:rFonts w:ascii="Arial" w:hAnsi="Arial" w:cs="Arial"/>
@@ -3449,7 +3449,7 @@
           <w:lang w:val="es-ES"/>
         </w:rPr>
         <w:drawing>
-          <wp:inline distT="0" distB="0" distL="0" distR="0" wp14:anchorId="060E6256" wp14:editId="7F6E33CC">
+          <wp:inline distT="0" distB="0" distL="0" distR="0" wp14:anchorId="3B7EC075" wp14:editId="08AA0F2A">
             <wp:extent cx="5612130" cy="6621780"/>
             <wp:effectExtent l="0" t="0" r="7620" b="7620"/>
             <wp:docPr id="5" name="Imagen 5"/>
@@ -3511,8 +3511,6 @@
           <w:lang w:val="es-ES"/>
         </w:rPr>
       </w:pPr>
-      <w:bookmarkStart w:id="6" w:name="_GoBack"/>
-      <w:bookmarkEnd w:id="6"/>
     </w:p>
     <w:p>
       <w:pPr>
@@ -3525,7 +3523,7 @@
           <w:lang w:val="es-ES"/>
         </w:rPr>
       </w:pPr>
-      <w:bookmarkStart w:id="7" w:name="_Toc197409507"/>
+      <w:bookmarkStart w:id="6" w:name="_Toc197410504"/>
       <w:r>
         <w:rPr>
           <w:rFonts w:ascii="Arial" w:hAnsi="Arial" w:cs="Arial"/>
@@ -3537,73 +3535,44 @@
         <w:lastRenderedPageBreak/>
         <w:t>Repositorio GitHub.</w:t>
       </w:r>
+      <w:bookmarkEnd w:id="6"/>
+    </w:p>
+    <w:p>
+      <w:pPr>
+        <w:rPr>
+          <w:lang w:val="es-ES"/>
+        </w:rPr>
+      </w:pPr>
+    </w:p>
+    <w:p>
+      <w:pPr>
+        <w:rPr>
+          <w:lang w:val="es-ES"/>
+        </w:rPr>
+      </w:pPr>
+    </w:p>
+    <w:p>
+      <w:pPr>
+        <w:rPr>
+          <w:lang w:val="es-ES"/>
+        </w:rPr>
+      </w:pPr>
+    </w:p>
+    <w:p>
+      <w:pPr>
+        <w:rPr>
+          <w:lang w:val="es-ES"/>
+        </w:rPr>
+      </w:pPr>
+    </w:p>
+    <w:p>
+      <w:pPr>
+        <w:rPr>
+          <w:lang w:val="es-ES"/>
+        </w:rPr>
+      </w:pPr>
+      <w:bookmarkStart w:id="7" w:name="_GoBack"/>
       <w:bookmarkEnd w:id="7"/>
-    </w:p>
-    <w:p>
-      <w:pPr>
-        <w:rPr>
-          <w:lang w:val="es-ES"/>
-        </w:rPr>
-      </w:pPr>
-    </w:p>
-    <w:p>
-      <w:pPr>
-        <w:rPr>
-          <w:lang w:val="es-ES"/>
-        </w:rPr>
-      </w:pPr>
-      <w:hyperlink r:id="rId10" w:history="1">
-        <w:proofErr w:type="spellStart"/>
-        <w:r>
-          <w:rPr>
-            <w:rStyle w:val="Hipervnculo"/>
-          </w:rPr>
-          <w:t>Programacion-Basica</w:t>
-        </w:r>
-        <w:proofErr w:type="spellEnd"/>
-        <w:r>
-          <w:rPr>
-            <w:rStyle w:val="Hipervnculo"/>
-          </w:rPr>
-          <w:t xml:space="preserve">/Unidad 5/Proyecto Unidad 5.docx at </w:t>
-        </w:r>
-        <w:proofErr w:type="spellStart"/>
-        <w:r>
-          <w:rPr>
-            <w:rStyle w:val="Hipervnculo"/>
-          </w:rPr>
-          <w:t>main</w:t>
-        </w:r>
-        <w:proofErr w:type="spellEnd"/>
-        <w:r>
-          <w:rPr>
-            <w:rStyle w:val="Hipervnculo"/>
-          </w:rPr>
-          <w:t xml:space="preserve"> · roberto460/</w:t>
-        </w:r>
-        <w:proofErr w:type="spellStart"/>
-        <w:r>
-          <w:rPr>
-            <w:rStyle w:val="Hipervnculo"/>
-          </w:rPr>
-          <w:t>Programacion-Basica</w:t>
-        </w:r>
-        <w:proofErr w:type="spellEnd"/>
-      </w:hyperlink>
-    </w:p>
-    <w:p>
-      <w:pPr>
-        <w:rPr>
-          <w:lang w:val="es-ES"/>
-        </w:rPr>
-      </w:pPr>
-    </w:p>
-    <w:p>
-      <w:pPr>
-        <w:rPr>
-          <w:lang w:val="es-ES"/>
-        </w:rPr>
-      </w:pPr>
     </w:p>
     <w:p>
       <w:pPr>
@@ -3868,7 +3837,7 @@
           <w:lang w:val="es-ES"/>
         </w:rPr>
       </w:pPr>
-      <w:bookmarkStart w:id="8" w:name="_Toc197409508"/>
+      <w:bookmarkStart w:id="8" w:name="_Toc197410505"/>
       <w:proofErr w:type="spellStart"/>
       <w:r>
         <w:rPr>
@@ -4259,6 +4228,102 @@
         </w:tc>
       </w:tr>
     </w:tbl>
+    <w:tbl>
+      <w:tblPr>
+        <w:tblStyle w:val="Tablaconcuadrcula"/>
+        <w:tblpPr w:leftFromText="141" w:rightFromText="141" w:vertAnchor="text" w:horzAnchor="margin" w:tblpXSpec="right" w:tblpY="9"/>
+        <w:tblW w:w="4248" w:type="dxa"/>
+        <w:tblLook w:val="04A0" w:firstRow="1" w:lastRow="0" w:firstColumn="1" w:lastColumn="0" w:noHBand="0" w:noVBand="1"/>
+      </w:tblPr>
+      <w:tblGrid>
+        <w:gridCol w:w="2161"/>
+        <w:gridCol w:w="2087"/>
+      </w:tblGrid>
+      <w:tr>
+        <w:tc>
+          <w:tcPr>
+            <w:tcW w:w="2161" w:type="dxa"/>
+          </w:tcPr>
+          <w:p>
+            <w:pPr>
+              <w:pBdr>
+                <w:top w:val="none" w:sz="0" w:space="0" w:color="auto"/>
+                <w:left w:val="none" w:sz="0" w:space="0" w:color="auto"/>
+                <w:bottom w:val="none" w:sz="0" w:space="0" w:color="auto"/>
+                <w:right w:val="none" w:sz="0" w:space="0" w:color="auto"/>
+                <w:between w:val="none" w:sz="0" w:space="0" w:color="auto"/>
+              </w:pBdr>
+              <w:jc w:val="center"/>
+              <w:rPr>
+                <w:b/>
+                <w:lang w:val="es-ES"/>
+              </w:rPr>
+            </w:pPr>
+            <w:r>
+              <w:rPr>
+                <w:b/>
+                <w:lang w:val="es-ES"/>
+              </w:rPr>
+              <w:t>Total.</w:t>
+            </w:r>
+          </w:p>
+        </w:tc>
+        <w:tc>
+          <w:tcPr>
+            <w:tcW w:w="2087" w:type="dxa"/>
+          </w:tcPr>
+          <w:p>
+            <w:pPr>
+              <w:pBdr>
+                <w:top w:val="none" w:sz="0" w:space="0" w:color="auto"/>
+                <w:left w:val="none" w:sz="0" w:space="0" w:color="auto"/>
+                <w:bottom w:val="none" w:sz="0" w:space="0" w:color="auto"/>
+                <w:right w:val="none" w:sz="0" w:space="0" w:color="auto"/>
+                <w:between w:val="none" w:sz="0" w:space="0" w:color="auto"/>
+              </w:pBdr>
+              <w:jc w:val="center"/>
+              <w:rPr>
+                <w:lang w:val="es-ES"/>
+              </w:rPr>
+            </w:pPr>
+            <w:r>
+              <w:rPr>
+                <w:lang w:val="es-ES"/>
+              </w:rPr>
+              <w:t>$528.</w:t>
+            </w:r>
+            <w:r>
+              <w:rPr>
+                <w:lang w:val="es-ES"/>
+              </w:rPr>
+              <w:t>42</w:t>
+            </w:r>
+          </w:p>
+        </w:tc>
+      </w:tr>
+    </w:tbl>
+    <w:p>
+      <w:pPr>
+        <w:jc w:val="center"/>
+        <w:rPr>
+          <w:lang w:val="es-ES"/>
+        </w:rPr>
+      </w:pPr>
+      <w:r>
+        <w:rPr>
+          <w:lang w:val="es-ES"/>
+        </w:rPr>
+        <w:t xml:space="preserve">                                                     </w:t>
+      </w:r>
+    </w:p>
+    <w:p>
+      <w:pPr>
+        <w:jc w:val="center"/>
+        <w:rPr>
+          <w:lang w:val="es-ES"/>
+        </w:rPr>
+      </w:pPr>
+    </w:p>
     <w:p>
       <w:pPr>
         <w:jc w:val="center"/>
@@ -5514,7 +5579,7 @@
 </file>
 
 <file path=customXml/itemProps1.xml><?xml version="1.0" encoding="utf-8"?>
-<ds:datastoreItem xmlns:ds="http://schemas.openxmlformats.org/officeDocument/2006/customXml" ds:itemID="{F25F416F-5853-495D-8538-E3716D82E1AF}">
+<ds:datastoreItem xmlns:ds="http://schemas.openxmlformats.org/officeDocument/2006/customXml" ds:itemID="{B07F50B0-66E6-429C-80D5-0891E9A9A4B3}">
   <ds:schemaRefs>
     <ds:schemaRef ds:uri="http://schemas.openxmlformats.org/officeDocument/2006/bibliography"/>
   </ds:schemaRefs>

--- a/Unidad 5/Proyecto Unidad 5.docx
+++ b/Unidad 5/Proyecto Unidad 5.docx
@@ -2630,6 +2630,21 @@
               <w:t>Recibir una señal.</w:t>
             </w:r>
           </w:p>
+          <w:p>
+            <w:pPr>
+              <w:pStyle w:val="Prrafodelista"/>
+              <w:numPr>
+                <w:ilvl w:val="0"/>
+                <w:numId w:val="1"/>
+              </w:numPr>
+            </w:pPr>
+            <w:r>
+              <w:rPr>
+                <w:sz w:val="24"/>
+              </w:rPr>
+              <w:t>Representar la señal.</w:t>
+            </w:r>
+          </w:p>
         </w:tc>
       </w:tr>
       <w:tr>
@@ -3543,36 +3558,74 @@
           <w:lang w:val="es-ES"/>
         </w:rPr>
       </w:pPr>
-    </w:p>
-    <w:p>
-      <w:pPr>
-        <w:rPr>
-          <w:lang w:val="es-ES"/>
-        </w:rPr>
-      </w:pPr>
-    </w:p>
-    <w:p>
-      <w:pPr>
-        <w:rPr>
-          <w:lang w:val="es-ES"/>
-        </w:rPr>
-      </w:pPr>
-    </w:p>
-    <w:p>
-      <w:pPr>
-        <w:rPr>
-          <w:lang w:val="es-ES"/>
-        </w:rPr>
-      </w:pPr>
-    </w:p>
-    <w:p>
-      <w:pPr>
-        <w:rPr>
-          <w:lang w:val="es-ES"/>
-        </w:rPr>
-      </w:pPr>
+      <w:hyperlink r:id="rId10" w:history="1">
+        <w:proofErr w:type="spellStart"/>
+        <w:r>
+          <w:rPr>
+            <w:rStyle w:val="Hipervnculo"/>
+          </w:rPr>
+          <w:t>Programacion-Basica</w:t>
+        </w:r>
+        <w:proofErr w:type="spellEnd"/>
+        <w:r>
+          <w:rPr>
+            <w:rStyle w:val="Hipervnculo"/>
+          </w:rPr>
+          <w:t xml:space="preserve">/Unidad 5/MediciónDeAgua.py at </w:t>
+        </w:r>
+        <w:proofErr w:type="spellStart"/>
+        <w:r>
+          <w:rPr>
+            <w:rStyle w:val="Hipervnculo"/>
+          </w:rPr>
+          <w:t>main</w:t>
+        </w:r>
+        <w:proofErr w:type="spellEnd"/>
+        <w:r>
+          <w:rPr>
+            <w:rStyle w:val="Hipervnculo"/>
+          </w:rPr>
+          <w:t xml:space="preserve"> · roberto460/</w:t>
+        </w:r>
+        <w:proofErr w:type="spellStart"/>
+        <w:r>
+          <w:rPr>
+            <w:rStyle w:val="Hipervnculo"/>
+          </w:rPr>
+          <w:t>Programacion-Basica</w:t>
+        </w:r>
+        <w:proofErr w:type="spellEnd"/>
+      </w:hyperlink>
       <w:bookmarkStart w:id="7" w:name="_GoBack"/>
       <w:bookmarkEnd w:id="7"/>
+    </w:p>
+    <w:p>
+      <w:pPr>
+        <w:rPr>
+          <w:lang w:val="es-ES"/>
+        </w:rPr>
+      </w:pPr>
+    </w:p>
+    <w:p>
+      <w:pPr>
+        <w:rPr>
+          <w:lang w:val="es-ES"/>
+        </w:rPr>
+      </w:pPr>
+    </w:p>
+    <w:p>
+      <w:pPr>
+        <w:rPr>
+          <w:lang w:val="es-ES"/>
+        </w:rPr>
+      </w:pPr>
+    </w:p>
+    <w:p>
+      <w:pPr>
+        <w:rPr>
+          <w:lang w:val="es-ES"/>
+        </w:rPr>
+      </w:pPr>
     </w:p>
     <w:p>
       <w:pPr>
@@ -4228,21 +4281,28 @@
         </w:tc>
       </w:tr>
     </w:tbl>
+    <w:p>
+      <w:pPr>
+        <w:jc w:val="center"/>
+        <w:rPr>
+          <w:lang w:val="es-ES"/>
+        </w:rPr>
+      </w:pPr>
+    </w:p>
     <w:tbl>
       <w:tblPr>
         <w:tblStyle w:val="Tablaconcuadrcula"/>
-        <w:tblpPr w:leftFromText="141" w:rightFromText="141" w:vertAnchor="text" w:horzAnchor="margin" w:tblpXSpec="right" w:tblpY="9"/>
-        <w:tblW w:w="4248" w:type="dxa"/>
+        <w:tblW w:w="9209" w:type="dxa"/>
         <w:tblLook w:val="04A0" w:firstRow="1" w:lastRow="0" w:firstColumn="1" w:lastColumn="0" w:noHBand="0" w:noVBand="1"/>
       </w:tblPr>
       <w:tblGrid>
-        <w:gridCol w:w="2161"/>
-        <w:gridCol w:w="2087"/>
+        <w:gridCol w:w="6941"/>
+        <w:gridCol w:w="2268"/>
       </w:tblGrid>
       <w:tr>
         <w:tc>
           <w:tcPr>
-            <w:tcW w:w="2161" w:type="dxa"/>
+            <w:tcW w:w="6941" w:type="dxa"/>
           </w:tcPr>
           <w:p>
             <w:pPr>
@@ -4253,7 +4313,6 @@
                 <w:right w:val="none" w:sz="0" w:space="0" w:color="auto"/>
                 <w:between w:val="none" w:sz="0" w:space="0" w:color="auto"/>
               </w:pBdr>
-              <w:jc w:val="center"/>
               <w:rPr>
                 <w:b/>
                 <w:lang w:val="es-ES"/>
@@ -4270,7 +4329,7 @@
         </w:tc>
         <w:tc>
           <w:tcPr>
-            <w:tcW w:w="2087" w:type="dxa"/>
+            <w:tcW w:w="2268" w:type="dxa"/>
           </w:tcPr>
           <w:p>
             <w:pPr>
@@ -4281,7 +4340,7 @@
                 <w:right w:val="none" w:sz="0" w:space="0" w:color="auto"/>
                 <w:between w:val="none" w:sz="0" w:space="0" w:color="auto"/>
               </w:pBdr>
-              <w:jc w:val="center"/>
+              <w:jc w:val="right"/>
               <w:rPr>
                 <w:lang w:val="es-ES"/>
               </w:rPr>
@@ -4290,13 +4349,7 @@
               <w:rPr>
                 <w:lang w:val="es-ES"/>
               </w:rPr>
-              <w:t>$528.</w:t>
-            </w:r>
-            <w:r>
-              <w:rPr>
-                <w:lang w:val="es-ES"/>
-              </w:rPr>
-              <w:t>42</w:t>
+              <w:t>$528.42</w:t>
             </w:r>
           </w:p>
         </w:tc>
@@ -5579,7 +5632,7 @@
 </file>
 
 <file path=customXml/itemProps1.xml><?xml version="1.0" encoding="utf-8"?>
-<ds:datastoreItem xmlns:ds="http://schemas.openxmlformats.org/officeDocument/2006/customXml" ds:itemID="{B07F50B0-66E6-429C-80D5-0891E9A9A4B3}">
+<ds:datastoreItem xmlns:ds="http://schemas.openxmlformats.org/officeDocument/2006/customXml" ds:itemID="{0A8BE75D-0577-4E54-BF80-F6717BA1B9E2}">
   <ds:schemaRefs>
     <ds:schemaRef ds:uri="http://schemas.openxmlformats.org/officeDocument/2006/bibliography"/>
   </ds:schemaRefs>
